--- a/eng/docx/46.content.docx
+++ b/eng/docx/46.content.docx
@@ -136,13 +136,6 @@
         <w:rPr>
           <w:lang w:val="en_US" w:bidi="en_US"/>
         </w:rPr>
-      </w:r>
-      <w:r>
-        <w:rPr>
-          <w:i/>
-          <w:lang w:val="en_US" w:bidi="en_US"/>
-        </w:rPr>
-        <w:t>1 Corinthians 1:1, 1 Corinthians 1:3, 1 Corinthians 1:5, 1 Corinthians 1:7, 1 Corinthians 1:8, 1 Corinthians 1:10, 1 Corinthians 1:11, 1 Corinthians 1:12, 1 Corinthians 1:14–15, 1 Corinthians 1:17, 1 Corinthians 1:18, 1 Corinthians 1:18 (#2), 1 Corinthians 1:20, 1 Corinthians 1:21, 1 Corinthians 1:26, 1 Corinthians 1:27, 1 Corinthians 1:28–29, 1 Corinthians 1:30, 1 Corinthians 1:30 (#2), 1 Corinthians 1:31, 1 Corinthians 2:1, 1 Corinthians 2:2, 1 Corinthians 2:4–5, 1 Corinthians 2:7, 1 Corinthians 2:8, 1 Corinthians 2:10, 1 Corinthians 2:11, 1 Corinthians 2:12, 1 Corinthians 2:14, 1 Corinthians 2:16, 1 Corinthians 3:3, 1 Corinthians 3:5, 1 Corinthians 3:7, 1 Corinthians 3:11, 1 Corinthians 3:11–13, 1 Corinthians 3:13, 1 Corinthians 3:14, 1 Corinthians 3:15, 1 Corinthians 3:16, 1 Corinthians 3:17, 1 Corinthians 3:18, 1 Corinthians 3:20, 1 Corinthians 3:21–23, 1 Corinthians 4:1, 1 Corinthians 4:2, 1 Corinthians 4:4, 1 Corinthians 4:5, 1 Corinthians 4:6, 1 Corinthians 4:8, 1 Corinthians 4:10, 1 Corinthians 4:11, 1 Corinthians 4:12–13, 1 Corinthians 4:14, 1 Corinthians 4:16, 1 Corinthians 4:17, 1 Corinthians 4:18, 1 Corinthians 4:20, 1 Corinthians 5:1, 1 Corinthians 5:2, 1 Corinthians 5:4–5, 1 Corinthians 5:8, 1 Corinthians 5:8 (#2), 1 Corinthians 5:9, 1 Corinthians 5:10, 1 Corinthians 5:11, 1 Corinthians 5:12, 1 Corinthians 5:13, 1 Corinthians 6:1–3, 1 Corinthians 6:2–3, 1 Corinthians 6:6, 1 Corinthians 6:7, 1 Corinthians 6:9–10, 1 Corinthians 6:11, 1 Corinthians 6:12, 1 Corinthians 6:15, 1 Corinthians 6:15 (#2), 1 Corinthians 6:16, 1 Corinthians 6:17, 1 Corinthians 6:18, 1 Corinthians 6:19–20, 1 Corinthians 7:2, 1 Corinthians 7:4, 1 Corinthians 7:5, 1 Corinthians 7:8, 1 Corinthians 7:9, 1 Corinthians 7:10–11, 1 Corinthians 7:12–13, 1 Corinthians 7:15, 1 Corinthians 7:17, 1 Corinthians 7:18, 1 Corinthians 7:21–23, 1 Corinthians 7:26, 1 Corinthians 7:27, 1 Corinthians 7:28, 1 Corinthians 7:31, 1 Corinthians 7:33–34, 1 Corinthians 7:38, 1 Corinthians 7:39, 1 Corinthians 7:39 (#2), 1 Corinthians 8:1, 1 Corinthians 8:1 (#2), 1 Corinthians 8:4, 1 Corinthians 8:6, 1 Corinthians 8:6 (#2), 1 Corinthians 8:7, 1 Corinthians 8:8, 1 Corinthians 8:9, 1 Corinthians 8:11, 1 Corinthians 8:11–12, 1 Corinthians 8:13, 1 Corinthians 9:1–2, 1 Corinthians 9:4–5, 1 Corinthians 9:7, 1 Corinthians 9:9, 1 Corinthians 9:12, 1 Corinthians 9:14, 1 Corinthians 9:16, 1 Corinthians 9:19, 1 Corinthians 9:20, 1 Corinthians 9:21, 1 Corinthians 9:23, 1 Corinthians 9:24, 1 Corinthians 9:25, 1 Corinthians 9:27, 1 Corinthians 10:1–4, 1 Corinthians 10:4, 1 Corinthians 10:6, 1 Corinthians 10:9–10, 1 Corinthians 10:11, 1 Corinthians 10:13, 1 Corinthians 10:13 (#2), 1 Corinthians 10:14, 1 Corinthians 10:16, 1 Corinthians 10:20, 1 Corinthians 10:20–21, 1 Corinthians 10:22, 1 Corinthians 10:24, 1 Corinthians 10:27, 1 Corinthians 10:28–29, 1 Corinthians 10:31, 1 Corinthians 10:32–33, 1 Corinthians 11:1, 1 Corinthians 11:1 (#2), 1 Corinthians 11:2, 1 Corinthians 11:3, 1 Corinthians 11:3 (#2), 1 Corinthians 11:3 (#3), 1 Corinthians 11:4, 1 Corinthians 11:5, 1 Corinthians 11:7, 1 Corinthians 11:9, 1 Corinthians 11:11–12, 1 Corinthians 11:14–15, 1 Corinthians 11:19, 1 Corinthians 11:21, 1 Corinthians 11:23–24, 1 Corinthians 11:25, 1 Corinthians 11:26, 1 Corinthians 11:27, 1 Corinthians 11:29, 1 Corinthians 11:30, 1 Corinthians 11:33, 1 Corinthians 12:1, 1 Corinthians 12:3, 1 Corinthians 12:3 (#2), 1 Corinthians 12:4–6, 1 Corinthians 12:7, 1 Corinthians 12:9–10, 1 Corinthians 12:11, 1 Corinthians 12:13, 1 Corinthians 12:18, 1 Corinthians 12:22, 1 Corinthians 12:24, 1 Corinthians 12:25, 1 Corinthians 12:28, 1 Corinthians 12:31, 1 Corinthians 12:31 (#2), 1 Corinthians 13:1, 1 Corinthians 13:2, 1 Corinthians 13:3, 1 Corinthians 13:5–7, 1 Corinthians 13:8, 1 Corinthians 13:8–10, 1 Corinthians 13:11, 1 Corinthians 13:13, 1 Corinthians 14:1, 1 Corinthians 14:2, 1 Corinthians 14:3–4, 1 Corinthians 14:7–9, 1 Corinthians 14:12, 1 Corinthians 14:13, 1 Corinthians 14:14, 1 Corinthians 14:15, 1 Corinthians 14:19, 1 Corinthians 14:22, 1 Corinthians 14:23, 1 Corinthians 14:24, 1 Corinthians 14:25, 1 Corinthians 14:27–28, 1 Corinthians 14:29–30, 1 Corinthians 14:34, 1 Corinthians 14:35, 1 Corinthians 14:35 (#2), 1 Corinthians 14:37, 1 Corinthians 14:40, 1 Corinthians 15:1, 1 Corinthians 15:2, 1 Corinthians 15:3–5, 1 Corinthians 15:5–8, 1 Corinthians 15:9, 1 Corinthians 15:12, 1 Corinthians 15:13–14, 1 Corinthians 15:18, 1 Corinthians 15:19, 1 Corinthians 15:20, 1 Corinthians 15:22, 1 Corinthians 15:22–23, 1 Corinthians 15:24, 1 Corinthians 15:25, 1 Corinthians 15:26, 1 Corinthians 15:27, 1 Corinthians 15:28, 1 Corinthians 15:32, 1 Corinthians 15:34, 1 Corinthians 15:34 (#2), 1 Corinthians 15:35–38, 1 Corinthians 15:36, 1 Corinthians 15:37, 1 Corinthians 15:39, 1 Corinthians 15:40, 1 Corinthians 15:41, 1 Corinthians 15:42–44, 1 Corinthians 15:42–44 (#2), 1 Corinthians 15:45, 1 Corinthians 15:45 (#2), 1 Corinthians 15:47, 1 Corinthians 15:49, 1 Corinthians 15:50, 1 Corinthians 15:51, 1 Corinthians 15:52, 1 Corinthians 15:54, 1 Corinthians 15:56, 1 Corinthians 15:57, 1 Corinthians 15:58, 1 Corinthians 16:1, 1 Corinthians 16:2, 1 Corinthians 16:3, 1 Corinthians 16:5, 1 Corinthians 16:7, 1 Corinthians 16:8–9, 1 Corinthians 16:10, 1 Corinthians 16:10–11, 1 Corinthians 16:12, 1 Corinthians 16:15, 1 Corinthians 16:16, 1 Corinthians 16:17–18, 1 Corinthians 16:19–20, 1 Corinthians 16:22</w:t>
       </w:r>
       <w:r>
         <w:rPr>

--- a/eng/docx/46.content.docx
+++ b/eng/docx/46.content.docx
@@ -123,19 +123,6 @@
           <w:lang w:val="en_US" w:bidi="en_US"/>
         </w:rPr>
         <w:t>1CO</w:t>
-      </w:r>
-      <w:r>
-        <w:rPr>
-          <w:lang w:val="en_US" w:bidi="en_US"/>
-        </w:rPr>
-      </w:r>
-    </w:p>
-    <w:p>
-      <w:pPr/>
-      <w:r>
-        <w:rPr>
-          <w:lang w:val="en_US" w:bidi="en_US"/>
-        </w:rPr>
       </w:r>
       <w:r>
         <w:rPr>

--- a/eng/docx/46.content.docx
+++ b/eng/docx/46.content.docx
@@ -19,7 +19,7 @@
         <w:rPr>
           <w:lang w:val="en_US" w:bidi="en_US"/>
         </w:rPr>
-        <w:t>Resource: Translation Questions (unfoldingWord)</w:t>
+        <w:t>Resource: unfoldingWord® Translation Questions</w:t>
       </w:r>
       <w:r>
         <w:rPr>
@@ -85,7 +85,7 @@
         <w:rPr>
           <w:lang w:val="en_US" w:bidi="en_US"/>
         </w:rPr>
-        <w:t>Translation Questions (unfoldingWord)</w:t>
+        <w:t>unfoldingWord® Translation Questions</w:t>
       </w:r>
     </w:p>
     <w:p>

--- a/eng/docx/46.content.docx
+++ b/eng/docx/46.content.docx
@@ -185,7 +185,7 @@
         <w:rPr>
           <w:lang w:val="en_US" w:bidi="en_US"/>
         </w:rPr>
-        <w:t>1 Corinthians 1:1</w:t>
+        <w:t>1 Corinthians 1:1 (#1)</w:t>
       </w:r>
       <w:r>
         <w:rPr>
@@ -248,7 +248,7 @@
         <w:rPr>
           <w:lang w:val="en_US" w:bidi="en_US"/>
         </w:rPr>
-        <w:t>1 Corinthians 1:3</w:t>
+        <w:t>1 Corinthians 1:3 (#1)</w:t>
       </w:r>
       <w:r>
         <w:rPr>
@@ -311,7 +311,7 @@
         <w:rPr>
           <w:lang w:val="en_US" w:bidi="en_US"/>
         </w:rPr>
-        <w:t>1 Corinthians 1:5</w:t>
+        <w:t>1 Corinthians 1:5 (#1)</w:t>
       </w:r>
       <w:r>
         <w:rPr>
@@ -374,7 +374,7 @@
         <w:rPr>
           <w:lang w:val="en_US" w:bidi="en_US"/>
         </w:rPr>
-        <w:t>1 Corinthians 1:7</w:t>
+        <w:t>1 Corinthians 1:7 (#1)</w:t>
       </w:r>
       <w:r>
         <w:rPr>
@@ -437,7 +437,7 @@
         <w:rPr>
           <w:lang w:val="en_US" w:bidi="en_US"/>
         </w:rPr>
-        <w:t>1 Corinthians 1:8</w:t>
+        <w:t>1 Corinthians 1:8 (#1)</w:t>
       </w:r>
       <w:r>
         <w:rPr>
@@ -500,7 +500,7 @@
         <w:rPr>
           <w:lang w:val="en_US" w:bidi="en_US"/>
         </w:rPr>
-        <w:t>1 Corinthians 1:10</w:t>
+        <w:t>1 Corinthians 1:10 (#1)</w:t>
       </w:r>
       <w:r>
         <w:rPr>
@@ -563,7 +563,7 @@
         <w:rPr>
           <w:lang w:val="en_US" w:bidi="en_US"/>
         </w:rPr>
-        <w:t>1 Corinthians 1:11</w:t>
+        <w:t>1 Corinthians 1:11 (#1)</w:t>
       </w:r>
       <w:r>
         <w:rPr>
@@ -626,7 +626,7 @@
         <w:rPr>
           <w:lang w:val="en_US" w:bidi="en_US"/>
         </w:rPr>
-        <w:t>1 Corinthians 1:12</w:t>
+        <w:t>1 Corinthians 1:12 (#1)</w:t>
       </w:r>
       <w:r>
         <w:rPr>
@@ -689,7 +689,7 @@
         <w:rPr>
           <w:lang w:val="en_US" w:bidi="en_US"/>
         </w:rPr>
-        <w:t>1 Corinthians 1:14–15</w:t>
+        <w:t>1 Corinthians 1:14–15 (#1)</w:t>
       </w:r>
       <w:r>
         <w:rPr>
@@ -752,7 +752,7 @@
         <w:rPr>
           <w:lang w:val="en_US" w:bidi="en_US"/>
         </w:rPr>
-        <w:t>1 Corinthians 1:17</w:t>
+        <w:t>1 Corinthians 1:17 (#1)</w:t>
       </w:r>
       <w:r>
         <w:rPr>
@@ -815,7 +815,70 @@
         <w:rPr>
           <w:lang w:val="en_US" w:bidi="en_US"/>
         </w:rPr>
-        <w:t>1 Corinthians 1:18</w:t>
+        <w:t>1 Corinthians 1:18 (#2)</w:t>
+      </w:r>
+      <w:r>
+        <w:rPr>
+          <w:lang w:val="en_US" w:bidi="en_US"/>
+        </w:rPr>
+      </w:r>
+    </w:p>
+    <w:p>
+      <w:pPr/>
+      <w:r>
+        <w:rPr>
+          <w:lang w:val="en_US" w:bidi="en_US"/>
+        </w:rPr>
+      </w:r>
+      <w:r>
+        <w:rPr>
+          <w:b/>
+          <w:lang w:val="en_US" w:bidi="en_US"/>
+        </w:rPr>
+        <w:t>What is the message of the cross among those whom God is saving?</w:t>
+      </w:r>
+    </w:p>
+    <w:p>
+      <w:pPr/>
+      <w:r>
+        <w:rPr>
+          <w:lang w:val="en_US" w:bidi="en_US"/>
+        </w:rPr>
+      </w:r>
+      <w:r>
+        <w:rPr>
+          <w:lang w:val="en_US" w:bidi="en_US"/>
+        </w:rPr>
+        <w:t>It is the power of God among those whom God is saving.</w:t>
+      </w:r>
+      <w:r>
+        <w:rPr>
+          <w:lang w:val="en_US" w:bidi="en_US"/>
+        </w:rPr>
+      </w:r>
+      <w:r>
+        <w:rPr>
+          <w:lang w:val="en_US" w:bidi="en_US"/>
+        </w:rPr>
+      </w:r>
+    </w:p>
+    <w:p>
+      <w:pPr/>
+      <w:r>
+        <w:rPr>
+          <w:lang w:val="en_US" w:bidi="en_US"/>
+        </w:rPr>
+      </w:r>
+    </w:p>
+    <w:p>
+      <w:pPr>
+        <w:pStyle w:val="Heading2"/>
+      </w:pPr>
+      <w:r>
+        <w:rPr>
+          <w:lang w:val="en_US" w:bidi="en_US"/>
+        </w:rPr>
+        <w:t>1 Corinthians 1:18 (#1)</w:t>
       </w:r>
       <w:r>
         <w:rPr>
@@ -878,70 +941,7 @@
         <w:rPr>
           <w:lang w:val="en_US" w:bidi="en_US"/>
         </w:rPr>
-        <w:t>1 Corinthians 1:18 (#2)</w:t>
-      </w:r>
-      <w:r>
-        <w:rPr>
-          <w:lang w:val="en_US" w:bidi="en_US"/>
-        </w:rPr>
-      </w:r>
-    </w:p>
-    <w:p>
-      <w:pPr/>
-      <w:r>
-        <w:rPr>
-          <w:lang w:val="en_US" w:bidi="en_US"/>
-        </w:rPr>
-      </w:r>
-      <w:r>
-        <w:rPr>
-          <w:b/>
-          <w:lang w:val="en_US" w:bidi="en_US"/>
-        </w:rPr>
-        <w:t>What is the message of the cross among those whom God is saving?</w:t>
-      </w:r>
-    </w:p>
-    <w:p>
-      <w:pPr/>
-      <w:r>
-        <w:rPr>
-          <w:lang w:val="en_US" w:bidi="en_US"/>
-        </w:rPr>
-      </w:r>
-      <w:r>
-        <w:rPr>
-          <w:lang w:val="en_US" w:bidi="en_US"/>
-        </w:rPr>
-        <w:t>It is the power of God among those whom God is saving.</w:t>
-      </w:r>
-      <w:r>
-        <w:rPr>
-          <w:lang w:val="en_US" w:bidi="en_US"/>
-        </w:rPr>
-      </w:r>
-      <w:r>
-        <w:rPr>
-          <w:lang w:val="en_US" w:bidi="en_US"/>
-        </w:rPr>
-      </w:r>
-    </w:p>
-    <w:p>
-      <w:pPr/>
-      <w:r>
-        <w:rPr>
-          <w:lang w:val="en_US" w:bidi="en_US"/>
-        </w:rPr>
-      </w:r>
-    </w:p>
-    <w:p>
-      <w:pPr>
-        <w:pStyle w:val="Heading2"/>
-      </w:pPr>
-      <w:r>
-        <w:rPr>
-          <w:lang w:val="en_US" w:bidi="en_US"/>
-        </w:rPr>
-        <w:t>1 Corinthians 1:20</w:t>
+        <w:t>1 Corinthians 1:20 (#1)</w:t>
       </w:r>
       <w:r>
         <w:rPr>
@@ -1004,7 +1004,7 @@
         <w:rPr>
           <w:lang w:val="en_US" w:bidi="en_US"/>
         </w:rPr>
-        <w:t>1 Corinthians 1:21</w:t>
+        <w:t>1 Corinthians 1:21 (#1)</w:t>
       </w:r>
       <w:r>
         <w:rPr>
@@ -1067,7 +1067,7 @@
         <w:rPr>
           <w:lang w:val="en_US" w:bidi="en_US"/>
         </w:rPr>
-        <w:t>1 Corinthians 1:26</w:t>
+        <w:t>1 Corinthians 1:26 (#1)</w:t>
       </w:r>
       <w:r>
         <w:rPr>
@@ -1101,36 +1101,36 @@
         <w:rPr>
           <w:lang w:val="en_US" w:bidi="en_US"/>
         </w:rPr>
-        <w:t>God didn’t call many who were like that.</w:t>
-      </w:r>
-      <w:r>
-        <w:rPr>
-          <w:lang w:val="en_US" w:bidi="en_US"/>
-        </w:rPr>
-      </w:r>
-      <w:r>
-        <w:rPr>
-          <w:lang w:val="en_US" w:bidi="en_US"/>
-        </w:rPr>
-      </w:r>
-    </w:p>
-    <w:p>
-      <w:pPr/>
-      <w:r>
-        <w:rPr>
-          <w:lang w:val="en_US" w:bidi="en_US"/>
-        </w:rPr>
-      </w:r>
-    </w:p>
-    <w:p>
-      <w:pPr>
-        <w:pStyle w:val="Heading2"/>
-      </w:pPr>
-      <w:r>
-        <w:rPr>
-          <w:lang w:val="en_US" w:bidi="en_US"/>
-        </w:rPr>
-        <w:t>1 Corinthians 1:27</w:t>
+        <w:t>God did not call many who were like that.</w:t>
+      </w:r>
+      <w:r>
+        <w:rPr>
+          <w:lang w:val="en_US" w:bidi="en_US"/>
+        </w:rPr>
+      </w:r>
+      <w:r>
+        <w:rPr>
+          <w:lang w:val="en_US" w:bidi="en_US"/>
+        </w:rPr>
+      </w:r>
+    </w:p>
+    <w:p>
+      <w:pPr/>
+      <w:r>
+        <w:rPr>
+          <w:lang w:val="en_US" w:bidi="en_US"/>
+        </w:rPr>
+      </w:r>
+    </w:p>
+    <w:p>
+      <w:pPr>
+        <w:pStyle w:val="Heading2"/>
+      </w:pPr>
+      <w:r>
+        <w:rPr>
+          <w:lang w:val="en_US" w:bidi="en_US"/>
+        </w:rPr>
+        <w:t>1 Corinthians 1:27 (#1)</w:t>
       </w:r>
       <w:r>
         <w:rPr>
@@ -1193,7 +1193,7 @@
         <w:rPr>
           <w:lang w:val="en_US" w:bidi="en_US"/>
         </w:rPr>
-        <w:t>1 Corinthians 1:28–29</w:t>
+        <w:t>1 Corinthians 1:28–29 (#1)</w:t>
       </w:r>
       <w:r>
         <w:rPr>
@@ -1256,7 +1256,7 @@
         <w:rPr>
           <w:lang w:val="en_US" w:bidi="en_US"/>
         </w:rPr>
-        <w:t>1 Corinthians 1:30</w:t>
+        <w:t>1 Corinthians 1:30 (#1)</w:t>
       </w:r>
       <w:r>
         <w:rPr>
@@ -1382,7 +1382,7 @@
         <w:rPr>
           <w:lang w:val="en_US" w:bidi="en_US"/>
         </w:rPr>
-        <w:t>1 Corinthians 1:31</w:t>
+        <w:t>1 Corinthians 1:31 (#1)</w:t>
       </w:r>
       <w:r>
         <w:rPr>
@@ -1445,7 +1445,7 @@
         <w:rPr>
           <w:lang w:val="en_US" w:bidi="en_US"/>
         </w:rPr>
-        <w:t>1 Corinthians 2:1</w:t>
+        <w:t>1 Corinthians 2:1 (#1)</w:t>
       </w:r>
       <w:r>
         <w:rPr>
@@ -1508,7 +1508,7 @@
         <w:rPr>
           <w:lang w:val="en_US" w:bidi="en_US"/>
         </w:rPr>
-        <w:t>1 Corinthians 2:2</w:t>
+        <w:t>1 Corinthians 2:2 (#1)</w:t>
       </w:r>
       <w:r>
         <w:rPr>
@@ -1571,7 +1571,7 @@
         <w:rPr>
           <w:lang w:val="en_US" w:bidi="en_US"/>
         </w:rPr>
-        <w:t>1 Corinthians 2:4–5</w:t>
+        <w:t>1 Corinthians 2:4–5 (#1)</w:t>
       </w:r>
       <w:r>
         <w:rPr>
@@ -1634,7 +1634,7 @@
         <w:rPr>
           <w:lang w:val="en_US" w:bidi="en_US"/>
         </w:rPr>
-        <w:t>1 Corinthians 2:7</w:t>
+        <w:t>1 Corinthians 2:7 (#1)</w:t>
       </w:r>
       <w:r>
         <w:rPr>
@@ -1697,7 +1697,7 @@
         <w:rPr>
           <w:lang w:val="en_US" w:bidi="en_US"/>
         </w:rPr>
-        <w:t>1 Corinthians 2:8</w:t>
+        <w:t>1 Corinthians 2:8 (#1)</w:t>
       </w:r>
       <w:r>
         <w:rPr>
@@ -1760,7 +1760,7 @@
         <w:rPr>
           <w:lang w:val="en_US" w:bidi="en_US"/>
         </w:rPr>
-        <w:t>1 Corinthians 2:10</w:t>
+        <w:t>1 Corinthians 2:10 (#1)</w:t>
       </w:r>
       <w:r>
         <w:rPr>
@@ -1823,7 +1823,7 @@
         <w:rPr>
           <w:lang w:val="en_US" w:bidi="en_US"/>
         </w:rPr>
-        <w:t>1 Corinthians 2:11</w:t>
+        <w:t>1 Corinthians 2:11 (#1)</w:t>
       </w:r>
       <w:r>
         <w:rPr>
@@ -1886,7 +1886,7 @@
         <w:rPr>
           <w:lang w:val="en_US" w:bidi="en_US"/>
         </w:rPr>
-        <w:t>1 Corinthians 2:12</w:t>
+        <w:t>1 Corinthians 2:12 (#1)</w:t>
       </w:r>
       <w:r>
         <w:rPr>
@@ -1949,70 +1949,70 @@
         <w:rPr>
           <w:lang w:val="en_US" w:bidi="en_US"/>
         </w:rPr>
-        <w:t>1 Corinthians 2:14</w:t>
-      </w:r>
-      <w:r>
-        <w:rPr>
-          <w:lang w:val="en_US" w:bidi="en_US"/>
-        </w:rPr>
-      </w:r>
-    </w:p>
-    <w:p>
-      <w:pPr/>
-      <w:r>
-        <w:rPr>
-          <w:lang w:val="en_US" w:bidi="en_US"/>
-        </w:rPr>
-      </w:r>
-      <w:r>
-        <w:rPr>
-          <w:b/>
-          <w:lang w:val="en_US" w:bidi="en_US"/>
-        </w:rPr>
-        <w:t>Why can’t the unspiritual person receive or know the things that belong to the Spirit of God?</w:t>
-      </w:r>
-    </w:p>
-    <w:p>
-      <w:pPr/>
-      <w:r>
-        <w:rPr>
-          <w:lang w:val="en_US" w:bidi="en_US"/>
-        </w:rPr>
-      </w:r>
-      <w:r>
-        <w:rPr>
-          <w:lang w:val="en_US" w:bidi="en_US"/>
-        </w:rPr>
-        <w:t>The unspiritual person can’t receive them because they are foolishness to him, and he cannot understand them because they are spiritually discerned.</w:t>
-      </w:r>
-      <w:r>
-        <w:rPr>
-          <w:lang w:val="en_US" w:bidi="en_US"/>
-        </w:rPr>
-      </w:r>
-      <w:r>
-        <w:rPr>
-          <w:lang w:val="en_US" w:bidi="en_US"/>
-        </w:rPr>
-      </w:r>
-    </w:p>
-    <w:p>
-      <w:pPr/>
-      <w:r>
-        <w:rPr>
-          <w:lang w:val="en_US" w:bidi="en_US"/>
-        </w:rPr>
-      </w:r>
-    </w:p>
-    <w:p>
-      <w:pPr>
-        <w:pStyle w:val="Heading2"/>
-      </w:pPr>
-      <w:r>
-        <w:rPr>
-          <w:lang w:val="en_US" w:bidi="en_US"/>
-        </w:rPr>
-        <w:t>1 Corinthians 2:16</w:t>
+        <w:t>1 Corinthians 2:14 (#1)</w:t>
+      </w:r>
+      <w:r>
+        <w:rPr>
+          <w:lang w:val="en_US" w:bidi="en_US"/>
+        </w:rPr>
+      </w:r>
+    </w:p>
+    <w:p>
+      <w:pPr/>
+      <w:r>
+        <w:rPr>
+          <w:lang w:val="en_US" w:bidi="en_US"/>
+        </w:rPr>
+      </w:r>
+      <w:r>
+        <w:rPr>
+          <w:b/>
+          <w:lang w:val="en_US" w:bidi="en_US"/>
+        </w:rPr>
+        <w:t>Why cannot the unspiritual person receive or know the things that belong to the Spirit of God?</w:t>
+      </w:r>
+    </w:p>
+    <w:p>
+      <w:pPr/>
+      <w:r>
+        <w:rPr>
+          <w:lang w:val="en_US" w:bidi="en_US"/>
+        </w:rPr>
+      </w:r>
+      <w:r>
+        <w:rPr>
+          <w:lang w:val="en_US" w:bidi="en_US"/>
+        </w:rPr>
+        <w:t>The unspiritual person cannot receive them because they are foolishness to him, and he cannot understand them because they are spiritually discerned.</w:t>
+      </w:r>
+      <w:r>
+        <w:rPr>
+          <w:lang w:val="en_US" w:bidi="en_US"/>
+        </w:rPr>
+      </w:r>
+      <w:r>
+        <w:rPr>
+          <w:lang w:val="en_US" w:bidi="en_US"/>
+        </w:rPr>
+      </w:r>
+    </w:p>
+    <w:p>
+      <w:pPr/>
+      <w:r>
+        <w:rPr>
+          <w:lang w:val="en_US" w:bidi="en_US"/>
+        </w:rPr>
+      </w:r>
+    </w:p>
+    <w:p>
+      <w:pPr>
+        <w:pStyle w:val="Heading2"/>
+      </w:pPr>
+      <w:r>
+        <w:rPr>
+          <w:lang w:val="en_US" w:bidi="en_US"/>
+        </w:rPr>
+        <w:t>1 Corinthians 2:16 (#1)</w:t>
       </w:r>
       <w:r>
         <w:rPr>
@@ -2075,7 +2075,7 @@
         <w:rPr>
           <w:lang w:val="en_US" w:bidi="en_US"/>
         </w:rPr>
-        <w:t>1 Corinthians 3:3</w:t>
+        <w:t>1 Corinthians 3:3 (#1)</w:t>
       </w:r>
       <w:r>
         <w:rPr>
@@ -2138,7 +2138,7 @@
         <w:rPr>
           <w:lang w:val="en_US" w:bidi="en_US"/>
         </w:rPr>
-        <w:t>1 Corinthians 3:5</w:t>
+        <w:t>1 Corinthians 3:5 (#1)</w:t>
       </w:r>
       <w:r>
         <w:rPr>
@@ -2201,7 +2201,7 @@
         <w:rPr>
           <w:lang w:val="en_US" w:bidi="en_US"/>
         </w:rPr>
-        <w:t>1 Corinthians 3:7</w:t>
+        <w:t>1 Corinthians 3:7 (#1)</w:t>
       </w:r>
       <w:r>
         <w:rPr>
@@ -2264,7 +2264,7 @@
         <w:rPr>
           <w:lang w:val="en_US" w:bidi="en_US"/>
         </w:rPr>
-        <w:t>1 Corinthians 3:11</w:t>
+        <w:t>1 Corinthians 3:11 (#1)</w:t>
       </w:r>
       <w:r>
         <w:rPr>
@@ -2327,7 +2327,7 @@
         <w:rPr>
           <w:lang w:val="en_US" w:bidi="en_US"/>
         </w:rPr>
-        <w:t>1 Corinthians 3:11–13</w:t>
+        <w:t>1 Corinthians 3:11–13 (#1)</w:t>
       </w:r>
       <w:r>
         <w:rPr>
@@ -2390,7 +2390,7 @@
         <w:rPr>
           <w:lang w:val="en_US" w:bidi="en_US"/>
         </w:rPr>
-        <w:t>1 Corinthians 3:13</w:t>
+        <w:t>1 Corinthians 3:13 (#1)</w:t>
       </w:r>
       <w:r>
         <w:rPr>
@@ -2453,7 +2453,7 @@
         <w:rPr>
           <w:lang w:val="en_US" w:bidi="en_US"/>
         </w:rPr>
-        <w:t>1 Corinthians 3:14</w:t>
+        <w:t>1 Corinthians 3:14 (#1)</w:t>
       </w:r>
       <w:r>
         <w:rPr>
@@ -2516,7 +2516,7 @@
         <w:rPr>
           <w:lang w:val="en_US" w:bidi="en_US"/>
         </w:rPr>
-        <w:t>1 Corinthians 3:15</w:t>
+        <w:t>1 Corinthians 3:15 (#1)</w:t>
       </w:r>
       <w:r>
         <w:rPr>
@@ -2579,7 +2579,7 @@
         <w:rPr>
           <w:lang w:val="en_US" w:bidi="en_US"/>
         </w:rPr>
-        <w:t>1 Corinthians 3:16</w:t>
+        <w:t>1 Corinthians 3:16 (#1)</w:t>
       </w:r>
       <w:r>
         <w:rPr>
@@ -2642,7 +2642,7 @@
         <w:rPr>
           <w:lang w:val="en_US" w:bidi="en_US"/>
         </w:rPr>
-        <w:t>1 Corinthians 3:17</w:t>
+        <w:t>1 Corinthians 3:17 (#1)</w:t>
       </w:r>
       <w:r>
         <w:rPr>
@@ -2705,7 +2705,7 @@
         <w:rPr>
           <w:lang w:val="en_US" w:bidi="en_US"/>
         </w:rPr>
-        <w:t>1 Corinthians 3:18</w:t>
+        <w:t>1 Corinthians 3:18 (#1)</w:t>
       </w:r>
       <w:r>
         <w:rPr>
@@ -2768,7 +2768,7 @@
         <w:rPr>
           <w:lang w:val="en_US" w:bidi="en_US"/>
         </w:rPr>
-        <w:t>1 Corinthians 3:20</w:t>
+        <w:t>1 Corinthians 3:20 (#1)</w:t>
       </w:r>
       <w:r>
         <w:rPr>
@@ -2831,7 +2831,7 @@
         <w:rPr>
           <w:lang w:val="en_US" w:bidi="en_US"/>
         </w:rPr>
-        <w:t>1 Corinthians 3:21–23</w:t>
+        <w:t>1 Corinthians 3:21–23 (#1)</w:t>
       </w:r>
       <w:r>
         <w:rPr>
@@ -2865,36 +2865,36 @@
         <w:rPr>
           <w:lang w:val="en_US" w:bidi="en_US"/>
         </w:rPr>
-        <w:t>He told them to stop boasting, “For all things are yours,” and because, “… you are Christ’s, and Christ is God’s”..</w:t>
-      </w:r>
-      <w:r>
-        <w:rPr>
-          <w:lang w:val="en_US" w:bidi="en_US"/>
-        </w:rPr>
-      </w:r>
-      <w:r>
-        <w:rPr>
-          <w:lang w:val="en_US" w:bidi="en_US"/>
-        </w:rPr>
-      </w:r>
-    </w:p>
-    <w:p>
-      <w:pPr/>
-      <w:r>
-        <w:rPr>
-          <w:lang w:val="en_US" w:bidi="en_US"/>
-        </w:rPr>
-      </w:r>
-    </w:p>
-    <w:p>
-      <w:pPr>
-        <w:pStyle w:val="Heading2"/>
-      </w:pPr>
-      <w:r>
-        <w:rPr>
-          <w:lang w:val="en_US" w:bidi="en_US"/>
-        </w:rPr>
-        <w:t>1 Corinthians 4:1</w:t>
+        <w:t>He told them to stop boasting, “For all things are yours,” and because, “… you are Christ’s, and Christ is God’s”.</w:t>
+      </w:r>
+      <w:r>
+        <w:rPr>
+          <w:lang w:val="en_US" w:bidi="en_US"/>
+        </w:rPr>
+      </w:r>
+      <w:r>
+        <w:rPr>
+          <w:lang w:val="en_US" w:bidi="en_US"/>
+        </w:rPr>
+      </w:r>
+    </w:p>
+    <w:p>
+      <w:pPr/>
+      <w:r>
+        <w:rPr>
+          <w:lang w:val="en_US" w:bidi="en_US"/>
+        </w:rPr>
+      </w:r>
+    </w:p>
+    <w:p>
+      <w:pPr>
+        <w:pStyle w:val="Heading2"/>
+      </w:pPr>
+      <w:r>
+        <w:rPr>
+          <w:lang w:val="en_US" w:bidi="en_US"/>
+        </w:rPr>
+        <w:t>1 Corinthians 4:1 (#1)</w:t>
       </w:r>
       <w:r>
         <w:rPr>
@@ -2957,7 +2957,7 @@
         <w:rPr>
           <w:lang w:val="en_US" w:bidi="en_US"/>
         </w:rPr>
-        <w:t>1 Corinthians 4:2</w:t>
+        <w:t>1 Corinthians 4:2 (#1)</w:t>
       </w:r>
       <w:r>
         <w:rPr>
@@ -3020,7 +3020,7 @@
         <w:rPr>
           <w:lang w:val="en_US" w:bidi="en_US"/>
         </w:rPr>
-        <w:t>1 Corinthians 4:4</w:t>
+        <w:t>1 Corinthians 4:4 (#1)</w:t>
       </w:r>
       <w:r>
         <w:rPr>
@@ -3083,7 +3083,7 @@
         <w:rPr>
           <w:lang w:val="en_US" w:bidi="en_US"/>
         </w:rPr>
-        <w:t>1 Corinthians 4:5</w:t>
+        <w:t>1 Corinthians 4:5 (#1)</w:t>
       </w:r>
       <w:r>
         <w:rPr>
@@ -3146,7 +3146,7 @@
         <w:rPr>
           <w:lang w:val="en_US" w:bidi="en_US"/>
         </w:rPr>
-        <w:t>1 Corinthians 4:6</w:t>
+        <w:t>1 Corinthians 4:6 (#1)</w:t>
       </w:r>
       <w:r>
         <w:rPr>
@@ -3209,7 +3209,7 @@
         <w:rPr>
           <w:lang w:val="en_US" w:bidi="en_US"/>
         </w:rPr>
-        <w:t>1 Corinthians 4:8</w:t>
+        <w:t>1 Corinthians 4:8 (#1)</w:t>
       </w:r>
       <w:r>
         <w:rPr>
@@ -3272,7 +3272,7 @@
         <w:rPr>
           <w:lang w:val="en_US" w:bidi="en_US"/>
         </w:rPr>
-        <w:t>1 Corinthians 4:10</w:t>
+        <w:t>1 Corinthians 4:10 (#1)</w:t>
       </w:r>
       <w:r>
         <w:rPr>
@@ -3335,7 +3335,7 @@
         <w:rPr>
           <w:lang w:val="en_US" w:bidi="en_US"/>
         </w:rPr>
-        <w:t>1 Corinthians 4:11</w:t>
+        <w:t>1 Corinthians 4:11 (#1)</w:t>
       </w:r>
       <w:r>
         <w:rPr>
@@ -3398,7 +3398,7 @@
         <w:rPr>
           <w:lang w:val="en_US" w:bidi="en_US"/>
         </w:rPr>
-        <w:t>1 Corinthians 4:12–13</w:t>
+        <w:t>1 Corinthians 4:12–13 (#1)</w:t>
       </w:r>
       <w:r>
         <w:rPr>
@@ -3461,7 +3461,7 @@
         <w:rPr>
           <w:lang w:val="en_US" w:bidi="en_US"/>
         </w:rPr>
-        <w:t>1 Corinthians 4:14</w:t>
+        <w:t>1 Corinthians 4:14 (#1)</w:t>
       </w:r>
       <w:r>
         <w:rPr>
@@ -3524,7 +3524,7 @@
         <w:rPr>
           <w:lang w:val="en_US" w:bidi="en_US"/>
         </w:rPr>
-        <w:t>1 Corinthians 4:16</w:t>
+        <w:t>1 Corinthians 4:16 (#1)</w:t>
       </w:r>
       <w:r>
         <w:rPr>
@@ -3587,7 +3587,7 @@
         <w:rPr>
           <w:lang w:val="en_US" w:bidi="en_US"/>
         </w:rPr>
-        <w:t>1 Corinthians 4:17</w:t>
+        <w:t>1 Corinthians 4:17 (#1)</w:t>
       </w:r>
       <w:r>
         <w:rPr>
@@ -3650,7 +3650,7 @@
         <w:rPr>
           <w:lang w:val="en_US" w:bidi="en_US"/>
         </w:rPr>
-        <w:t>1 Corinthians 4:18</w:t>
+        <w:t>1 Corinthians 4:18 (#1)</w:t>
       </w:r>
       <w:r>
         <w:rPr>
@@ -3713,7 +3713,7 @@
         <w:rPr>
           <w:lang w:val="en_US" w:bidi="en_US"/>
         </w:rPr>
-        <w:t>1 Corinthians 4:20</w:t>
+        <w:t>1 Corinthians 4:20 (#1)</w:t>
       </w:r>
       <w:r>
         <w:rPr>
@@ -3776,7 +3776,7 @@
         <w:rPr>
           <w:lang w:val="en_US" w:bidi="en_US"/>
         </w:rPr>
-        <w:t>1 Corinthians 5:1</w:t>
+        <w:t>1 Corinthians 5:1 (#1)</w:t>
       </w:r>
       <w:r>
         <w:rPr>
@@ -3839,7 +3839,7 @@
         <w:rPr>
           <w:lang w:val="en_US" w:bidi="en_US"/>
         </w:rPr>
-        <w:t>1 Corinthians 5:2</w:t>
+        <w:t>1 Corinthians 5:2 (#1)</w:t>
       </w:r>
       <w:r>
         <w:rPr>
@@ -3902,7 +3902,7 @@
         <w:rPr>
           <w:lang w:val="en_US" w:bidi="en_US"/>
         </w:rPr>
-        <w:t>1 Corinthians 5:4–5</w:t>
+        <w:t>1 Corinthians 5:4–5 (#1)</w:t>
       </w:r>
       <w:r>
         <w:rPr>
@@ -3965,7 +3965,70 @@
         <w:rPr>
           <w:lang w:val="en_US" w:bidi="en_US"/>
         </w:rPr>
-        <w:t>1 Corinthians 5:8</w:t>
+        <w:t>1 Corinthians 5:8 (#2)</w:t>
+      </w:r>
+      <w:r>
+        <w:rPr>
+          <w:lang w:val="en_US" w:bidi="en_US"/>
+        </w:rPr>
+      </w:r>
+    </w:p>
+    <w:p>
+      <w:pPr/>
+      <w:r>
+        <w:rPr>
+          <w:lang w:val="en_US" w:bidi="en_US"/>
+        </w:rPr>
+      </w:r>
+      <w:r>
+        <w:rPr>
+          <w:b/>
+          <w:lang w:val="en_US" w:bidi="en_US"/>
+        </w:rPr>
+        <w:t>What does Paul use as a metaphor for sincerity and truth?</w:t>
+      </w:r>
+    </w:p>
+    <w:p>
+      <w:pPr/>
+      <w:r>
+        <w:rPr>
+          <w:lang w:val="en_US" w:bidi="en_US"/>
+        </w:rPr>
+      </w:r>
+      <w:r>
+        <w:rPr>
+          <w:lang w:val="en_US" w:bidi="en_US"/>
+        </w:rPr>
+        <w:t>Paul uses unleavened bread as a metaphor for sincerity and truth.</w:t>
+      </w:r>
+      <w:r>
+        <w:rPr>
+          <w:lang w:val="en_US" w:bidi="en_US"/>
+        </w:rPr>
+      </w:r>
+      <w:r>
+        <w:rPr>
+          <w:lang w:val="en_US" w:bidi="en_US"/>
+        </w:rPr>
+      </w:r>
+    </w:p>
+    <w:p>
+      <w:pPr/>
+      <w:r>
+        <w:rPr>
+          <w:lang w:val="en_US" w:bidi="en_US"/>
+        </w:rPr>
+      </w:r>
+    </w:p>
+    <w:p>
+      <w:pPr>
+        <w:pStyle w:val="Heading2"/>
+      </w:pPr>
+      <w:r>
+        <w:rPr>
+          <w:lang w:val="en_US" w:bidi="en_US"/>
+        </w:rPr>
+        <w:t>1 Corinthians 5:8 (#1)</w:t>
       </w:r>
       <w:r>
         <w:rPr>
@@ -4028,70 +4091,7 @@
         <w:rPr>
           <w:lang w:val="en_US" w:bidi="en_US"/>
         </w:rPr>
-        <w:t>1 Corinthians 5:8 (#2)</w:t>
-      </w:r>
-      <w:r>
-        <w:rPr>
-          <w:lang w:val="en_US" w:bidi="en_US"/>
-        </w:rPr>
-      </w:r>
-    </w:p>
-    <w:p>
-      <w:pPr/>
-      <w:r>
-        <w:rPr>
-          <w:lang w:val="en_US" w:bidi="en_US"/>
-        </w:rPr>
-      </w:r>
-      <w:r>
-        <w:rPr>
-          <w:b/>
-          <w:lang w:val="en_US" w:bidi="en_US"/>
-        </w:rPr>
-        <w:t>What does Paul use as a metaphor for sincerity and truth?</w:t>
-      </w:r>
-    </w:p>
-    <w:p>
-      <w:pPr/>
-      <w:r>
-        <w:rPr>
-          <w:lang w:val="en_US" w:bidi="en_US"/>
-        </w:rPr>
-      </w:r>
-      <w:r>
-        <w:rPr>
-          <w:lang w:val="en_US" w:bidi="en_US"/>
-        </w:rPr>
-        <w:t>Paul uses unleavened bread as a metaphor for sincerity and truth.</w:t>
-      </w:r>
-      <w:r>
-        <w:rPr>
-          <w:lang w:val="en_US" w:bidi="en_US"/>
-        </w:rPr>
-      </w:r>
-      <w:r>
-        <w:rPr>
-          <w:lang w:val="en_US" w:bidi="en_US"/>
-        </w:rPr>
-      </w:r>
-    </w:p>
-    <w:p>
-      <w:pPr/>
-      <w:r>
-        <w:rPr>
-          <w:lang w:val="en_US" w:bidi="en_US"/>
-        </w:rPr>
-      </w:r>
-    </w:p>
-    <w:p>
-      <w:pPr>
-        <w:pStyle w:val="Heading2"/>
-      </w:pPr>
-      <w:r>
-        <w:rPr>
-          <w:lang w:val="en_US" w:bidi="en_US"/>
-        </w:rPr>
-        <w:t>1 Corinthians 5:9</w:t>
+        <w:t>1 Corinthians 5:9 (#1)</w:t>
       </w:r>
       <w:r>
         <w:rPr>
@@ -4154,7 +4154,7 @@
         <w:rPr>
           <w:lang w:val="en_US" w:bidi="en_US"/>
         </w:rPr>
-        <w:t>1 Corinthians 5:10</w:t>
+        <w:t>1 Corinthians 5:10 (#1)</w:t>
       </w:r>
       <w:r>
         <w:rPr>
@@ -4188,36 +4188,36 @@
         <w:rPr>
           <w:lang w:val="en_US" w:bidi="en_US"/>
         </w:rPr>
-        <w:t>Paul did not mean the immoral people of this world. You would have to go out of the world to stay away from them</w:t>
-      </w:r>
-      <w:r>
-        <w:rPr>
-          <w:lang w:val="en_US" w:bidi="en_US"/>
-        </w:rPr>
-      </w:r>
-      <w:r>
-        <w:rPr>
-          <w:lang w:val="en_US" w:bidi="en_US"/>
-        </w:rPr>
-      </w:r>
-    </w:p>
-    <w:p>
-      <w:pPr/>
-      <w:r>
-        <w:rPr>
-          <w:lang w:val="en_US" w:bidi="en_US"/>
-        </w:rPr>
-      </w:r>
-    </w:p>
-    <w:p>
-      <w:pPr>
-        <w:pStyle w:val="Heading2"/>
-      </w:pPr>
-      <w:r>
-        <w:rPr>
-          <w:lang w:val="en_US" w:bidi="en_US"/>
-        </w:rPr>
-        <w:t>1 Corinthians 5:11</w:t>
+        <w:t>Paul did not mean the immoral people of this world. You would have to go out of the world to stay away from them.</w:t>
+      </w:r>
+      <w:r>
+        <w:rPr>
+          <w:lang w:val="en_US" w:bidi="en_US"/>
+        </w:rPr>
+      </w:r>
+      <w:r>
+        <w:rPr>
+          <w:lang w:val="en_US" w:bidi="en_US"/>
+        </w:rPr>
+      </w:r>
+    </w:p>
+    <w:p>
+      <w:pPr/>
+      <w:r>
+        <w:rPr>
+          <w:lang w:val="en_US" w:bidi="en_US"/>
+        </w:rPr>
+      </w:r>
+    </w:p>
+    <w:p>
+      <w:pPr>
+        <w:pStyle w:val="Heading2"/>
+      </w:pPr>
+      <w:r>
+        <w:rPr>
+          <w:lang w:val="en_US" w:bidi="en_US"/>
+        </w:rPr>
+        <w:t>1 Corinthians 5:11 (#1)</w:t>
       </w:r>
       <w:r>
         <w:rPr>
@@ -4280,7 +4280,7 @@
         <w:rPr>
           <w:lang w:val="en_US" w:bidi="en_US"/>
         </w:rPr>
-        <w:t>1 Corinthians 5:12</w:t>
+        <w:t>1 Corinthians 5:12 (#1)</w:t>
       </w:r>
       <w:r>
         <w:rPr>
@@ -4343,7 +4343,7 @@
         <w:rPr>
           <w:lang w:val="en_US" w:bidi="en_US"/>
         </w:rPr>
-        <w:t>1 Corinthians 5:13</w:t>
+        <w:t>1 Corinthians 5:13 (#1)</w:t>
       </w:r>
       <w:r>
         <w:rPr>
@@ -4406,7 +4406,7 @@
         <w:rPr>
           <w:lang w:val="en_US" w:bidi="en_US"/>
         </w:rPr>
-        <w:t>1 Corinthians 6:1–3</w:t>
+        <w:t>1 Corinthians 6:1–3 (#1)</w:t>
       </w:r>
       <w:r>
         <w:rPr>
@@ -4469,7 +4469,7 @@
         <w:rPr>
           <w:lang w:val="en_US" w:bidi="en_US"/>
         </w:rPr>
-        <w:t>1 Corinthians 6:2–3</w:t>
+        <w:t>1 Corinthians 6:2–3 (#1)</w:t>
       </w:r>
       <w:r>
         <w:rPr>
@@ -4532,7 +4532,7 @@
         <w:rPr>
           <w:lang w:val="en_US" w:bidi="en_US"/>
         </w:rPr>
-        <w:t>1 Corinthians 6:6</w:t>
+        <w:t>1 Corinthians 6:6 (#1)</w:t>
       </w:r>
       <w:r>
         <w:rPr>
@@ -4595,7 +4595,7 @@
         <w:rPr>
           <w:lang w:val="en_US" w:bidi="en_US"/>
         </w:rPr>
-        <w:t>1 Corinthians 6:7</w:t>
+        <w:t>1 Corinthians 6:7 (#1)</w:t>
       </w:r>
       <w:r>
         <w:rPr>
@@ -4658,7 +4658,7 @@
         <w:rPr>
           <w:lang w:val="en_US" w:bidi="en_US"/>
         </w:rPr>
-        <w:t>1 Corinthians 6:9–10</w:t>
+        <w:t>1 Corinthians 6:9–10 (#1)</w:t>
       </w:r>
       <w:r>
         <w:rPr>
@@ -4721,7 +4721,7 @@
         <w:rPr>
           <w:lang w:val="en_US" w:bidi="en_US"/>
         </w:rPr>
-        <w:t>1 Corinthians 6:11</w:t>
+        <w:t>1 Corinthians 6:11 (#1)</w:t>
       </w:r>
       <w:r>
         <w:rPr>
@@ -4784,7 +4784,7 @@
         <w:rPr>
           <w:lang w:val="en_US" w:bidi="en_US"/>
         </w:rPr>
-        <w:t>1 Corinthians 6:12</w:t>
+        <w:t>1 Corinthians 6:12 (#1)</w:t>
       </w:r>
       <w:r>
         <w:rPr>
@@ -4847,7 +4847,7 @@
         <w:rPr>
           <w:lang w:val="en_US" w:bidi="en_US"/>
         </w:rPr>
-        <w:t>1 Corinthians 6:15</w:t>
+        <w:t>1 Corinthians 6:15 (#1)</w:t>
       </w:r>
       <w:r>
         <w:rPr>
@@ -4973,7 +4973,7 @@
         <w:rPr>
           <w:lang w:val="en_US" w:bidi="en_US"/>
         </w:rPr>
-        <w:t>1 Corinthians 6:16</w:t>
+        <w:t>1 Corinthians 6:16 (#1)</w:t>
       </w:r>
       <w:r>
         <w:rPr>
@@ -5036,7 +5036,7 @@
         <w:rPr>
           <w:lang w:val="en_US" w:bidi="en_US"/>
         </w:rPr>
-        <w:t>1 Corinthians 6:17</w:t>
+        <w:t>1 Corinthians 6:17 (#1)</w:t>
       </w:r>
       <w:r>
         <w:rPr>
@@ -5099,7 +5099,7 @@
         <w:rPr>
           <w:lang w:val="en_US" w:bidi="en_US"/>
         </w:rPr>
-        <w:t>1 Corinthians 6:18</w:t>
+        <w:t>1 Corinthians 6:18 (#1)</w:t>
       </w:r>
       <w:r>
         <w:rPr>
@@ -5162,7 +5162,7 @@
         <w:rPr>
           <w:lang w:val="en_US" w:bidi="en_US"/>
         </w:rPr>
-        <w:t>1 Corinthians 6:19–20</w:t>
+        <w:t>1 Corinthians 6:19–20 (#1)</w:t>
       </w:r>
       <w:r>
         <w:rPr>
@@ -5225,7 +5225,7 @@
         <w:rPr>
           <w:lang w:val="en_US" w:bidi="en_US"/>
         </w:rPr>
-        <w:t>1 Corinthians 7:2</w:t>
+        <w:t>1 Corinthians 7:2 (#1)</w:t>
       </w:r>
       <w:r>
         <w:rPr>
@@ -5288,7 +5288,7 @@
         <w:rPr>
           <w:lang w:val="en_US" w:bidi="en_US"/>
         </w:rPr>
-        <w:t>1 Corinthians 7:4</w:t>
+        <w:t>1 Corinthians 7:4 (#1)</w:t>
       </w:r>
       <w:r>
         <w:rPr>
@@ -5351,7 +5351,7 @@
         <w:rPr>
           <w:lang w:val="en_US" w:bidi="en_US"/>
         </w:rPr>
-        <w:t>1 Corinthians 7:5</w:t>
+        <w:t>1 Corinthians 7:5 (#1)</w:t>
       </w:r>
       <w:r>
         <w:rPr>
@@ -5414,7 +5414,7 @@
         <w:rPr>
           <w:lang w:val="en_US" w:bidi="en_US"/>
         </w:rPr>
-        <w:t>1 Corinthians 7:8</w:t>
+        <w:t>1 Corinthians 7:8 (#1)</w:t>
       </w:r>
       <w:r>
         <w:rPr>
@@ -5477,7 +5477,7 @@
         <w:rPr>
           <w:lang w:val="en_US" w:bidi="en_US"/>
         </w:rPr>
-        <w:t>1 Corinthians 7:9</w:t>
+        <w:t>1 Corinthians 7:9 (#1)</w:t>
       </w:r>
       <w:r>
         <w:rPr>
@@ -5540,7 +5540,7 @@
         <w:rPr>
           <w:lang w:val="en_US" w:bidi="en_US"/>
         </w:rPr>
-        <w:t>1 Corinthians 7:10–11</w:t>
+        <w:t>1 Corinthians 7:10–11 (#1)</w:t>
       </w:r>
       <w:r>
         <w:rPr>
@@ -5603,7 +5603,7 @@
         <w:rPr>
           <w:lang w:val="en_US" w:bidi="en_US"/>
         </w:rPr>
-        <w:t>1 Corinthians 7:12–13</w:t>
+        <w:t>1 Corinthians 7:12–13 (#1)</w:t>
       </w:r>
       <w:r>
         <w:rPr>
@@ -5666,7 +5666,7 @@
         <w:rPr>
           <w:lang w:val="en_US" w:bidi="en_US"/>
         </w:rPr>
-        <w:t>1 Corinthians 7:15</w:t>
+        <w:t>1 Corinthians 7:15 (#1)</w:t>
       </w:r>
       <w:r>
         <w:rPr>
@@ -5700,36 +5700,36 @@
         <w:rPr>
           <w:lang w:val="en_US" w:bidi="en_US"/>
         </w:rPr>
-        <w:t>The believer is to let the unbelieving partner go..</w:t>
-      </w:r>
-      <w:r>
-        <w:rPr>
-          <w:lang w:val="en_US" w:bidi="en_US"/>
-        </w:rPr>
-      </w:r>
-      <w:r>
-        <w:rPr>
-          <w:lang w:val="en_US" w:bidi="en_US"/>
-        </w:rPr>
-      </w:r>
-    </w:p>
-    <w:p>
-      <w:pPr/>
-      <w:r>
-        <w:rPr>
-          <w:lang w:val="en_US" w:bidi="en_US"/>
-        </w:rPr>
-      </w:r>
-    </w:p>
-    <w:p>
-      <w:pPr>
-        <w:pStyle w:val="Heading2"/>
-      </w:pPr>
-      <w:r>
-        <w:rPr>
-          <w:lang w:val="en_US" w:bidi="en_US"/>
-        </w:rPr>
-        <w:t>1 Corinthians 7:17</w:t>
+        <w:t>The believer is to let the unbelieving partner go.</w:t>
+      </w:r>
+      <w:r>
+        <w:rPr>
+          <w:lang w:val="en_US" w:bidi="en_US"/>
+        </w:rPr>
+      </w:r>
+      <w:r>
+        <w:rPr>
+          <w:lang w:val="en_US" w:bidi="en_US"/>
+        </w:rPr>
+      </w:r>
+    </w:p>
+    <w:p>
+      <w:pPr/>
+      <w:r>
+        <w:rPr>
+          <w:lang w:val="en_US" w:bidi="en_US"/>
+        </w:rPr>
+      </w:r>
+    </w:p>
+    <w:p>
+      <w:pPr>
+        <w:pStyle w:val="Heading2"/>
+      </w:pPr>
+      <w:r>
+        <w:rPr>
+          <w:lang w:val="en_US" w:bidi="en_US"/>
+        </w:rPr>
+        <w:t>1 Corinthians 7:17 (#1)</w:t>
       </w:r>
       <w:r>
         <w:rPr>
@@ -5792,7 +5792,7 @@
         <w:rPr>
           <w:lang w:val="en_US" w:bidi="en_US"/>
         </w:rPr>
-        <w:t>1 Corinthians 7:18</w:t>
+        <w:t>1 Corinthians 7:18 (#1)</w:t>
       </w:r>
       <w:r>
         <w:rPr>
@@ -5855,7 +5855,7 @@
         <w:rPr>
           <w:lang w:val="en_US" w:bidi="en_US"/>
         </w:rPr>
-        <w:t>1 Corinthians 7:21–23</w:t>
+        <w:t>1 Corinthians 7:21–23 (#1)</w:t>
       </w:r>
       <w:r>
         <w:rPr>
@@ -5889,36 +5889,36 @@
         <w:rPr>
           <w:lang w:val="en_US" w:bidi="en_US"/>
         </w:rPr>
-        <w:t>If they were a slave when God called them, don’t be concerned about it, but if they can become free, they should do so. Even if they were slaves, they are the Lord’s freeman. They should not become the slaves of men.</w:t>
-      </w:r>
-      <w:r>
-        <w:rPr>
-          <w:lang w:val="en_US" w:bidi="en_US"/>
-        </w:rPr>
-      </w:r>
-      <w:r>
-        <w:rPr>
-          <w:lang w:val="en_US" w:bidi="en_US"/>
-        </w:rPr>
-      </w:r>
-    </w:p>
-    <w:p>
-      <w:pPr/>
-      <w:r>
-        <w:rPr>
-          <w:lang w:val="en_US" w:bidi="en_US"/>
-        </w:rPr>
-      </w:r>
-    </w:p>
-    <w:p>
-      <w:pPr>
-        <w:pStyle w:val="Heading2"/>
-      </w:pPr>
-      <w:r>
-        <w:rPr>
-          <w:lang w:val="en_US" w:bidi="en_US"/>
-        </w:rPr>
-        <w:t>1 Corinthians 7:26</w:t>
+        <w:t>If they were a slave when God called them, do not be concerned about it, but if they can become free, they should do so. Even if they were slaves, they are the Lord’s freeman. They should not become the slaves of men.</w:t>
+      </w:r>
+      <w:r>
+        <w:rPr>
+          <w:lang w:val="en_US" w:bidi="en_US"/>
+        </w:rPr>
+      </w:r>
+      <w:r>
+        <w:rPr>
+          <w:lang w:val="en_US" w:bidi="en_US"/>
+        </w:rPr>
+      </w:r>
+    </w:p>
+    <w:p>
+      <w:pPr/>
+      <w:r>
+        <w:rPr>
+          <w:lang w:val="en_US" w:bidi="en_US"/>
+        </w:rPr>
+      </w:r>
+    </w:p>
+    <w:p>
+      <w:pPr>
+        <w:pStyle w:val="Heading2"/>
+      </w:pPr>
+      <w:r>
+        <w:rPr>
+          <w:lang w:val="en_US" w:bidi="en_US"/>
+        </w:rPr>
+        <w:t>1 Corinthians 7:26 (#1)</w:t>
       </w:r>
       <w:r>
         <w:rPr>
@@ -5981,7 +5981,7 @@
         <w:rPr>
           <w:lang w:val="en_US" w:bidi="en_US"/>
         </w:rPr>
-        <w:t>1 Corinthians 7:27</w:t>
+        <w:t>1 Corinthians 7:27 (#1)</w:t>
       </w:r>
       <w:r>
         <w:rPr>
@@ -6044,27 +6044,27 @@
         <w:rPr>
           <w:lang w:val="en_US" w:bidi="en_US"/>
         </w:rPr>
-        <w:t>1 Corinthians 7:28</w:t>
-      </w:r>
-      <w:r>
-        <w:rPr>
-          <w:lang w:val="en_US" w:bidi="en_US"/>
-        </w:rPr>
-      </w:r>
-    </w:p>
-    <w:p>
-      <w:pPr/>
-      <w:r>
-        <w:rPr>
-          <w:lang w:val="en_US" w:bidi="en_US"/>
-        </w:rPr>
-      </w:r>
-      <w:r>
-        <w:rPr>
-          <w:b/>
-          <w:lang w:val="en_US" w:bidi="en_US"/>
-        </w:rPr>
-        <w:t>Why does Paul say to those who are free from a wife and those who are unmarried, “Do not seek a wife.”</w:t>
+        <w:t>1 Corinthians 7:28 (#1)</w:t>
+      </w:r>
+      <w:r>
+        <w:rPr>
+          <w:lang w:val="en_US" w:bidi="en_US"/>
+        </w:rPr>
+      </w:r>
+    </w:p>
+    <w:p>
+      <w:pPr/>
+      <w:r>
+        <w:rPr>
+          <w:lang w:val="en_US" w:bidi="en_US"/>
+        </w:rPr>
+      </w:r>
+      <w:r>
+        <w:rPr>
+          <w:b/>
+          <w:lang w:val="en_US" w:bidi="en_US"/>
+        </w:rPr>
+        <w:t>Why does Paul say to those who are free from a wife and those who are unmarried, “Do not seek a wife”?</w:t>
       </w:r>
     </w:p>
     <w:p>
@@ -6107,7 +6107,7 @@
         <w:rPr>
           <w:lang w:val="en_US" w:bidi="en_US"/>
         </w:rPr>
-        <w:t>1 Corinthians 7:31</w:t>
+        <w:t>1 Corinthians 7:31 (#1)</w:t>
       </w:r>
       <w:r>
         <w:rPr>
@@ -6170,7 +6170,7 @@
         <w:rPr>
           <w:lang w:val="en_US" w:bidi="en_US"/>
         </w:rPr>
-        <w:t>1 Corinthians 7:33–34</w:t>
+        <w:t>1 Corinthians 7:33–34 (#1)</w:t>
       </w:r>
       <w:r>
         <w:rPr>
@@ -6233,27 +6233,27 @@
         <w:rPr>
           <w:lang w:val="en_US" w:bidi="en_US"/>
         </w:rPr>
-        <w:t>1 Corinthians 7:38</w:t>
-      </w:r>
-      <w:r>
-        <w:rPr>
-          <w:lang w:val="en_US" w:bidi="en_US"/>
-        </w:rPr>
-      </w:r>
-    </w:p>
-    <w:p>
-      <w:pPr/>
-      <w:r>
-        <w:rPr>
-          <w:lang w:val="en_US" w:bidi="en_US"/>
-        </w:rPr>
-      </w:r>
-      <w:r>
-        <w:rPr>
-          <w:b/>
-          <w:lang w:val="en_US" w:bidi="en_US"/>
-        </w:rPr>
-        <w:t>Who does better than the one who marries his fiancee?</w:t>
+        <w:t>1 Corinthians 7:38 (#1)</w:t>
+      </w:r>
+      <w:r>
+        <w:rPr>
+          <w:lang w:val="en_US" w:bidi="en_US"/>
+        </w:rPr>
+      </w:r>
+    </w:p>
+    <w:p>
+      <w:pPr/>
+      <w:r>
+        <w:rPr>
+          <w:lang w:val="en_US" w:bidi="en_US"/>
+        </w:rPr>
+      </w:r>
+      <w:r>
+        <w:rPr>
+          <w:b/>
+          <w:lang w:val="en_US" w:bidi="en_US"/>
+        </w:rPr>
+        <w:t>Who does better than the one who marries his fiancée?</w:t>
       </w:r>
     </w:p>
     <w:p>
@@ -6296,7 +6296,7 @@
         <w:rPr>
           <w:lang w:val="en_US" w:bidi="en_US"/>
         </w:rPr>
-        <w:t>1 Corinthians 7:39</w:t>
+        <w:t>1 Corinthians 7:39 (#1)</w:t>
       </w:r>
       <w:r>
         <w:rPr>
@@ -6422,7 +6422,7 @@
         <w:rPr>
           <w:lang w:val="en_US" w:bidi="en_US"/>
         </w:rPr>
-        <w:t>1 Corinthians 8:1</w:t>
+        <w:t>1 Corinthians 8:1 (#1)</w:t>
       </w:r>
       <w:r>
         <w:rPr>
@@ -6548,7 +6548,7 @@
         <w:rPr>
           <w:lang w:val="en_US" w:bidi="en_US"/>
         </w:rPr>
-        <w:t>1 Corinthians 8:4</w:t>
+        <w:t>1 Corinthians 8:4 (#1)</w:t>
       </w:r>
       <w:r>
         <w:rPr>
@@ -6611,7 +6611,7 @@
         <w:rPr>
           <w:lang w:val="en_US" w:bidi="en_US"/>
         </w:rPr>
-        <w:t>1 Corinthians 8:6</w:t>
+        <w:t>1 Corinthians 8:6 (#1)</w:t>
       </w:r>
       <w:r>
         <w:rPr>
@@ -6737,7 +6737,7 @@
         <w:rPr>
           <w:lang w:val="en_US" w:bidi="en_US"/>
         </w:rPr>
-        <w:t>1 Corinthians 8:7</w:t>
+        <w:t>1 Corinthians 8:7 (#1)</w:t>
       </w:r>
       <w:r>
         <w:rPr>
@@ -6800,7 +6800,7 @@
         <w:rPr>
           <w:lang w:val="en_US" w:bidi="en_US"/>
         </w:rPr>
-        <w:t>1 Corinthians 8:8</w:t>
+        <w:t>1 Corinthians 8:8 (#1)</w:t>
       </w:r>
       <w:r>
         <w:rPr>
@@ -6863,7 +6863,7 @@
         <w:rPr>
           <w:lang w:val="en_US" w:bidi="en_US"/>
         </w:rPr>
-        <w:t>1 Corinthians 8:9</w:t>
+        <w:t>1 Corinthians 8:9 (#1)</w:t>
       </w:r>
       <w:r>
         <w:rPr>
@@ -6926,7 +6926,7 @@
         <w:rPr>
           <w:lang w:val="en_US" w:bidi="en_US"/>
         </w:rPr>
-        <w:t>1 Corinthians 8:11</w:t>
+        <w:t>1 Corinthians 8:11 (#1)</w:t>
       </w:r>
       <w:r>
         <w:rPr>
@@ -6989,7 +6989,7 @@
         <w:rPr>
           <w:lang w:val="en_US" w:bidi="en_US"/>
         </w:rPr>
-        <w:t>1 Corinthians 8:11–12</w:t>
+        <w:t>1 Corinthians 8:11–12 (#1)</w:t>
       </w:r>
       <w:r>
         <w:rPr>
@@ -7052,7 +7052,7 @@
         <w:rPr>
           <w:lang w:val="en_US" w:bidi="en_US"/>
         </w:rPr>
-        <w:t>1 Corinthians 8:13</w:t>
+        <w:t>1 Corinthians 8:13 (#1)</w:t>
       </w:r>
       <w:r>
         <w:rPr>
@@ -7086,36 +7086,36 @@
         <w:rPr>
           <w:lang w:val="en_US" w:bidi="en_US"/>
         </w:rPr>
-        <w:t>Pauls says if his food causes his brother or sister to stumble, he will never eat meat again.</w:t>
-      </w:r>
-      <w:r>
-        <w:rPr>
-          <w:lang w:val="en_US" w:bidi="en_US"/>
-        </w:rPr>
-      </w:r>
-      <w:r>
-        <w:rPr>
-          <w:lang w:val="en_US" w:bidi="en_US"/>
-        </w:rPr>
-      </w:r>
-    </w:p>
-    <w:p>
-      <w:pPr/>
-      <w:r>
-        <w:rPr>
-          <w:lang w:val="en_US" w:bidi="en_US"/>
-        </w:rPr>
-      </w:r>
-    </w:p>
-    <w:p>
-      <w:pPr>
-        <w:pStyle w:val="Heading2"/>
-      </w:pPr>
-      <w:r>
-        <w:rPr>
-          <w:lang w:val="en_US" w:bidi="en_US"/>
-        </w:rPr>
-        <w:t>1 Corinthians 9:1–2</w:t>
+        <w:t>Paul says if his food causes his brother or sister to stumble, he will never eat meat again.</w:t>
+      </w:r>
+      <w:r>
+        <w:rPr>
+          <w:lang w:val="en_US" w:bidi="en_US"/>
+        </w:rPr>
+      </w:r>
+      <w:r>
+        <w:rPr>
+          <w:lang w:val="en_US" w:bidi="en_US"/>
+        </w:rPr>
+      </w:r>
+    </w:p>
+    <w:p>
+      <w:pPr/>
+      <w:r>
+        <w:rPr>
+          <w:lang w:val="en_US" w:bidi="en_US"/>
+        </w:rPr>
+      </w:r>
+    </w:p>
+    <w:p>
+      <w:pPr>
+        <w:pStyle w:val="Heading2"/>
+      </w:pPr>
+      <w:r>
+        <w:rPr>
+          <w:lang w:val="en_US" w:bidi="en_US"/>
+        </w:rPr>
+        <w:t>1 Corinthians 9:1–2 (#1)</w:t>
       </w:r>
       <w:r>
         <w:rPr>
@@ -7178,7 +7178,7 @@
         <w:rPr>
           <w:lang w:val="en_US" w:bidi="en_US"/>
         </w:rPr>
-        <w:t>1 Corinthians 9:4–5</w:t>
+        <w:t>1 Corinthians 9:4–5 (#1)</w:t>
       </w:r>
       <w:r>
         <w:rPr>
@@ -7241,7 +7241,7 @@
         <w:rPr>
           <w:lang w:val="en_US" w:bidi="en_US"/>
         </w:rPr>
-        <w:t>1 Corinthians 9:7</w:t>
+        <w:t>1 Corinthians 9:7 (#1)</w:t>
       </w:r>
       <w:r>
         <w:rPr>
@@ -7304,7 +7304,7 @@
         <w:rPr>
           <w:lang w:val="en_US" w:bidi="en_US"/>
         </w:rPr>
-        <w:t>1 Corinthians 9:9</w:t>
+        <w:t>1 Corinthians 9:9 (#1)</w:t>
       </w:r>
       <w:r>
         <w:rPr>
@@ -7367,7 +7367,7 @@
         <w:rPr>
           <w:lang w:val="en_US" w:bidi="en_US"/>
         </w:rPr>
-        <w:t>1 Corinthians 9:12</w:t>
+        <w:t>1 Corinthians 9:12 (#1)</w:t>
       </w:r>
       <w:r>
         <w:rPr>
@@ -7430,7 +7430,7 @@
         <w:rPr>
           <w:lang w:val="en_US" w:bidi="en_US"/>
         </w:rPr>
-        <w:t>1 Corinthians 9:14</w:t>
+        <w:t>1 Corinthians 9:14 (#1)</w:t>
       </w:r>
       <w:r>
         <w:rPr>
@@ -7493,70 +7493,70 @@
         <w:rPr>
           <w:lang w:val="en_US" w:bidi="en_US"/>
         </w:rPr>
-        <w:t>1 Corinthians 9:16</w:t>
-      </w:r>
-      <w:r>
-        <w:rPr>
-          <w:lang w:val="en_US" w:bidi="en_US"/>
-        </w:rPr>
-      </w:r>
-    </w:p>
-    <w:p>
-      <w:pPr/>
-      <w:r>
-        <w:rPr>
-          <w:lang w:val="en_US" w:bidi="en_US"/>
-        </w:rPr>
-      </w:r>
-      <w:r>
-        <w:rPr>
-          <w:b/>
-          <w:lang w:val="en_US" w:bidi="en_US"/>
-        </w:rPr>
-        <w:t>What did Paul say he could not boast about, and why couldn’t he boast about it?</w:t>
-      </w:r>
-    </w:p>
-    <w:p>
-      <w:pPr/>
-      <w:r>
-        <w:rPr>
-          <w:lang w:val="en_US" w:bidi="en_US"/>
-        </w:rPr>
-      </w:r>
-      <w:r>
-        <w:rPr>
-          <w:lang w:val="en_US" w:bidi="en_US"/>
-        </w:rPr>
-        <w:t>Paul said he couldn’t boast about preaching the gospel, because he had to preach the gospel.</w:t>
-      </w:r>
-      <w:r>
-        <w:rPr>
-          <w:lang w:val="en_US" w:bidi="en_US"/>
-        </w:rPr>
-      </w:r>
-      <w:r>
-        <w:rPr>
-          <w:lang w:val="en_US" w:bidi="en_US"/>
-        </w:rPr>
-      </w:r>
-    </w:p>
-    <w:p>
-      <w:pPr/>
-      <w:r>
-        <w:rPr>
-          <w:lang w:val="en_US" w:bidi="en_US"/>
-        </w:rPr>
-      </w:r>
-    </w:p>
-    <w:p>
-      <w:pPr>
-        <w:pStyle w:val="Heading2"/>
-      </w:pPr>
-      <w:r>
-        <w:rPr>
-          <w:lang w:val="en_US" w:bidi="en_US"/>
-        </w:rPr>
-        <w:t>1 Corinthians 9:19</w:t>
+        <w:t>1 Corinthians 9:16 (#1)</w:t>
+      </w:r>
+      <w:r>
+        <w:rPr>
+          <w:lang w:val="en_US" w:bidi="en_US"/>
+        </w:rPr>
+      </w:r>
+    </w:p>
+    <w:p>
+      <w:pPr/>
+      <w:r>
+        <w:rPr>
+          <w:lang w:val="en_US" w:bidi="en_US"/>
+        </w:rPr>
+      </w:r>
+      <w:r>
+        <w:rPr>
+          <w:b/>
+          <w:lang w:val="en_US" w:bidi="en_US"/>
+        </w:rPr>
+        <w:t>What did Paul say he could not boast about, and why could not he boast about it?</w:t>
+      </w:r>
+    </w:p>
+    <w:p>
+      <w:pPr/>
+      <w:r>
+        <w:rPr>
+          <w:lang w:val="en_US" w:bidi="en_US"/>
+        </w:rPr>
+      </w:r>
+      <w:r>
+        <w:rPr>
+          <w:lang w:val="en_US" w:bidi="en_US"/>
+        </w:rPr>
+        <w:t>Paul said he could not boast about preaching the gospel, because he had to preach the gospel.</w:t>
+      </w:r>
+      <w:r>
+        <w:rPr>
+          <w:lang w:val="en_US" w:bidi="en_US"/>
+        </w:rPr>
+      </w:r>
+      <w:r>
+        <w:rPr>
+          <w:lang w:val="en_US" w:bidi="en_US"/>
+        </w:rPr>
+      </w:r>
+    </w:p>
+    <w:p>
+      <w:pPr/>
+      <w:r>
+        <w:rPr>
+          <w:lang w:val="en_US" w:bidi="en_US"/>
+        </w:rPr>
+      </w:r>
+    </w:p>
+    <w:p>
+      <w:pPr>
+        <w:pStyle w:val="Heading2"/>
+      </w:pPr>
+      <w:r>
+        <w:rPr>
+          <w:lang w:val="en_US" w:bidi="en_US"/>
+        </w:rPr>
+        <w:t>1 Corinthians 9:19 (#1)</w:t>
       </w:r>
       <w:r>
         <w:rPr>
@@ -7619,7 +7619,7 @@
         <w:rPr>
           <w:lang w:val="en_US" w:bidi="en_US"/>
         </w:rPr>
-        <w:t>1 Corinthians 9:20</w:t>
+        <w:t>1 Corinthians 9:20 (#1)</w:t>
       </w:r>
       <w:r>
         <w:rPr>
@@ -7682,7 +7682,7 @@
         <w:rPr>
           <w:lang w:val="en_US" w:bidi="en_US"/>
         </w:rPr>
-        <w:t>1 Corinthians 9:21</w:t>
+        <w:t>1 Corinthians 9:21 (#1)</w:t>
       </w:r>
       <w:r>
         <w:rPr>
@@ -7745,7 +7745,7 @@
         <w:rPr>
           <w:lang w:val="en_US" w:bidi="en_US"/>
         </w:rPr>
-        <w:t>1 Corinthians 9:23</w:t>
+        <w:t>1 Corinthians 9:23 (#1)</w:t>
       </w:r>
       <w:r>
         <w:rPr>
@@ -7808,7 +7808,7 @@
         <w:rPr>
           <w:lang w:val="en_US" w:bidi="en_US"/>
         </w:rPr>
-        <w:t>1 Corinthians 9:24</w:t>
+        <w:t>1 Corinthians 9:24 (#1)</w:t>
       </w:r>
       <w:r>
         <w:rPr>
@@ -7871,7 +7871,7 @@
         <w:rPr>
           <w:lang w:val="en_US" w:bidi="en_US"/>
         </w:rPr>
-        <w:t>1 Corinthians 9:25</w:t>
+        <w:t>1 Corinthians 9:25 (#1)</w:t>
       </w:r>
       <w:r>
         <w:rPr>
@@ -7934,7 +7934,7 @@
         <w:rPr>
           <w:lang w:val="en_US" w:bidi="en_US"/>
         </w:rPr>
-        <w:t>1 Corinthians 9:27</w:t>
+        <w:t>1 Corinthians 9:27 (#1)</w:t>
       </w:r>
       <w:r>
         <w:rPr>
@@ -7997,7 +7997,7 @@
         <w:rPr>
           <w:lang w:val="en_US" w:bidi="en_US"/>
         </w:rPr>
-        <w:t>1 Corinthians 10:1–4</w:t>
+        <w:t>1 Corinthians 10:1–4 (#1)</w:t>
       </w:r>
       <w:r>
         <w:rPr>
@@ -8060,7 +8060,7 @@
         <w:rPr>
           <w:lang w:val="en_US" w:bidi="en_US"/>
         </w:rPr>
-        <w:t>1 Corinthians 10:4</w:t>
+        <w:t>1 Corinthians 10:4 (#1)</w:t>
       </w:r>
       <w:r>
         <w:rPr>
@@ -8123,7 +8123,7 @@
         <w:rPr>
           <w:lang w:val="en_US" w:bidi="en_US"/>
         </w:rPr>
-        <w:t>1 Corinthians 10:6</w:t>
+        <w:t>1 Corinthians 10:6 (#1)</w:t>
       </w:r>
       <w:r>
         <w:rPr>
@@ -8186,7 +8186,7 @@
         <w:rPr>
           <w:lang w:val="en_US" w:bidi="en_US"/>
         </w:rPr>
-        <w:t>1 Corinthians 10:9–10</w:t>
+        <w:t>1 Corinthians 10:9–10 (#1)</w:t>
       </w:r>
       <w:r>
         <w:rPr>
@@ -8249,7 +8249,7 @@
         <w:rPr>
           <w:lang w:val="en_US" w:bidi="en_US"/>
         </w:rPr>
-        <w:t>1 Corinthians 10:11</w:t>
+        <w:t>1 Corinthians 10:11 (#1)</w:t>
       </w:r>
       <w:r>
         <w:rPr>
@@ -8312,7 +8312,70 @@
         <w:rPr>
           <w:lang w:val="en_US" w:bidi="en_US"/>
         </w:rPr>
-        <w:t>1 Corinthians 10:13</w:t>
+        <w:t>1 Corinthians 10:13 (#2)</w:t>
+      </w:r>
+      <w:r>
+        <w:rPr>
+          <w:lang w:val="en_US" w:bidi="en_US"/>
+        </w:rPr>
+      </w:r>
+    </w:p>
+    <w:p>
+      <w:pPr/>
+      <w:r>
+        <w:rPr>
+          <w:lang w:val="en_US" w:bidi="en_US"/>
+        </w:rPr>
+      </w:r>
+      <w:r>
+        <w:rPr>
+          <w:b/>
+          <w:lang w:val="en_US" w:bidi="en_US"/>
+        </w:rPr>
+        <w:t>What has God done to enable us to endure temptation?</w:t>
+      </w:r>
+    </w:p>
+    <w:p>
+      <w:pPr/>
+      <w:r>
+        <w:rPr>
+          <w:lang w:val="en_US" w:bidi="en_US"/>
+        </w:rPr>
+      </w:r>
+      <w:r>
+        <w:rPr>
+          <w:lang w:val="en_US" w:bidi="en_US"/>
+        </w:rPr>
+        <w:t>He has provided the way of escape so that we may be able to endure temptation.</w:t>
+      </w:r>
+      <w:r>
+        <w:rPr>
+          <w:lang w:val="en_US" w:bidi="en_US"/>
+        </w:rPr>
+      </w:r>
+      <w:r>
+        <w:rPr>
+          <w:lang w:val="en_US" w:bidi="en_US"/>
+        </w:rPr>
+      </w:r>
+    </w:p>
+    <w:p>
+      <w:pPr/>
+      <w:r>
+        <w:rPr>
+          <w:lang w:val="en_US" w:bidi="en_US"/>
+        </w:rPr>
+      </w:r>
+    </w:p>
+    <w:p>
+      <w:pPr>
+        <w:pStyle w:val="Heading2"/>
+      </w:pPr>
+      <w:r>
+        <w:rPr>
+          <w:lang w:val="en_US" w:bidi="en_US"/>
+        </w:rPr>
+        <w:t>1 Corinthians 10:13 (#1)</w:t>
       </w:r>
       <w:r>
         <w:rPr>
@@ -8375,70 +8438,7 @@
         <w:rPr>
           <w:lang w:val="en_US" w:bidi="en_US"/>
         </w:rPr>
-        <w:t>1 Corinthians 10:13 (#2)</w:t>
-      </w:r>
-      <w:r>
-        <w:rPr>
-          <w:lang w:val="en_US" w:bidi="en_US"/>
-        </w:rPr>
-      </w:r>
-    </w:p>
-    <w:p>
-      <w:pPr/>
-      <w:r>
-        <w:rPr>
-          <w:lang w:val="en_US" w:bidi="en_US"/>
-        </w:rPr>
-      </w:r>
-      <w:r>
-        <w:rPr>
-          <w:b/>
-          <w:lang w:val="en_US" w:bidi="en_US"/>
-        </w:rPr>
-        <w:t>What has God done to enable us to endure temptation?</w:t>
-      </w:r>
-    </w:p>
-    <w:p>
-      <w:pPr/>
-      <w:r>
-        <w:rPr>
-          <w:lang w:val="en_US" w:bidi="en_US"/>
-        </w:rPr>
-      </w:r>
-      <w:r>
-        <w:rPr>
-          <w:lang w:val="en_US" w:bidi="en_US"/>
-        </w:rPr>
-        <w:t>He has provided the way of escape so that we may be able to endure temptation.</w:t>
-      </w:r>
-      <w:r>
-        <w:rPr>
-          <w:lang w:val="en_US" w:bidi="en_US"/>
-        </w:rPr>
-      </w:r>
-      <w:r>
-        <w:rPr>
-          <w:lang w:val="en_US" w:bidi="en_US"/>
-        </w:rPr>
-      </w:r>
-    </w:p>
-    <w:p>
-      <w:pPr/>
-      <w:r>
-        <w:rPr>
-          <w:lang w:val="en_US" w:bidi="en_US"/>
-        </w:rPr>
-      </w:r>
-    </w:p>
-    <w:p>
-      <w:pPr>
-        <w:pStyle w:val="Heading2"/>
-      </w:pPr>
-      <w:r>
-        <w:rPr>
-          <w:lang w:val="en_US" w:bidi="en_US"/>
-        </w:rPr>
-        <w:t>1 Corinthians 10:14</w:t>
+        <w:t>1 Corinthians 10:14 (#1)</w:t>
       </w:r>
       <w:r>
         <w:rPr>
@@ -8501,7 +8501,7 @@
         <w:rPr>
           <w:lang w:val="en_US" w:bidi="en_US"/>
         </w:rPr>
-        <w:t>1 Corinthians 10:16</w:t>
+        <w:t>1 Corinthians 10:16 (#1)</w:t>
       </w:r>
       <w:r>
         <w:rPr>
@@ -8564,7 +8564,7 @@
         <w:rPr>
           <w:lang w:val="en_US" w:bidi="en_US"/>
         </w:rPr>
-        <w:t>1 Corinthians 10:20</w:t>
+        <w:t>1 Corinthians 10:20 (#1)</w:t>
       </w:r>
       <w:r>
         <w:rPr>
@@ -8627,7 +8627,7 @@
         <w:rPr>
           <w:lang w:val="en_US" w:bidi="en_US"/>
         </w:rPr>
-        <w:t>1 Corinthians 10:20–21</w:t>
+        <w:t>1 Corinthians 10:20–21 (#1)</w:t>
       </w:r>
       <w:r>
         <w:rPr>
@@ -8690,7 +8690,7 @@
         <w:rPr>
           <w:lang w:val="en_US" w:bidi="en_US"/>
         </w:rPr>
-        <w:t>1 Corinthians 10:22</w:t>
+        <w:t>1 Corinthians 10:22 (#1)</w:t>
       </w:r>
       <w:r>
         <w:rPr>
@@ -8753,7 +8753,7 @@
         <w:rPr>
           <w:lang w:val="en_US" w:bidi="en_US"/>
         </w:rPr>
-        <w:t>1 Corinthians 10:24</w:t>
+        <w:t>1 Corinthians 10:24 (#1)</w:t>
       </w:r>
       <w:r>
         <w:rPr>
@@ -8816,7 +8816,7 @@
         <w:rPr>
           <w:lang w:val="en_US" w:bidi="en_US"/>
         </w:rPr>
-        <w:t>1 Corinthians 10:27</w:t>
+        <w:t>1 Corinthians 10:27 (#1)</w:t>
       </w:r>
       <w:r>
         <w:rPr>
@@ -8879,7 +8879,7 @@
         <w:rPr>
           <w:lang w:val="en_US" w:bidi="en_US"/>
         </w:rPr>
-        <w:t>1 Corinthians 10:28–29</w:t>
+        <w:t>1 Corinthians 10:28–29 (#1)</w:t>
       </w:r>
       <w:r>
         <w:rPr>
@@ -8913,36 +8913,36 @@
         <w:rPr>
           <w:lang w:val="en_US" w:bidi="en_US"/>
         </w:rPr>
-        <w:t>You shouldn’t eat it, for the sake of the person who informed you and for the sake of the other person’s conscience.</w:t>
-      </w:r>
-      <w:r>
-        <w:rPr>
-          <w:lang w:val="en_US" w:bidi="en_US"/>
-        </w:rPr>
-      </w:r>
-      <w:r>
-        <w:rPr>
-          <w:lang w:val="en_US" w:bidi="en_US"/>
-        </w:rPr>
-      </w:r>
-    </w:p>
-    <w:p>
-      <w:pPr/>
-      <w:r>
-        <w:rPr>
-          <w:lang w:val="en_US" w:bidi="en_US"/>
-        </w:rPr>
-      </w:r>
-    </w:p>
-    <w:p>
-      <w:pPr>
-        <w:pStyle w:val="Heading2"/>
-      </w:pPr>
-      <w:r>
-        <w:rPr>
-          <w:lang w:val="en_US" w:bidi="en_US"/>
-        </w:rPr>
-        <w:t>1 Corinthians 10:31</w:t>
+        <w:t>For the sake of the person who informed you and for the sake of the other person’s conscience, you should not eat it.</w:t>
+      </w:r>
+      <w:r>
+        <w:rPr>
+          <w:lang w:val="en_US" w:bidi="en_US"/>
+        </w:rPr>
+      </w:r>
+      <w:r>
+        <w:rPr>
+          <w:lang w:val="en_US" w:bidi="en_US"/>
+        </w:rPr>
+      </w:r>
+    </w:p>
+    <w:p>
+      <w:pPr/>
+      <w:r>
+        <w:rPr>
+          <w:lang w:val="en_US" w:bidi="en_US"/>
+        </w:rPr>
+      </w:r>
+    </w:p>
+    <w:p>
+      <w:pPr>
+        <w:pStyle w:val="Heading2"/>
+      </w:pPr>
+      <w:r>
+        <w:rPr>
+          <w:lang w:val="en_US" w:bidi="en_US"/>
+        </w:rPr>
+        <w:t>1 Corinthians 10:31 (#1)</w:t>
       </w:r>
       <w:r>
         <w:rPr>
@@ -9005,70 +9005,70 @@
         <w:rPr>
           <w:lang w:val="en_US" w:bidi="en_US"/>
         </w:rPr>
-        <w:t>1 Corinthians 10:32–33</w:t>
-      </w:r>
-      <w:r>
-        <w:rPr>
-          <w:lang w:val="en_US" w:bidi="en_US"/>
-        </w:rPr>
-      </w:r>
-    </w:p>
-    <w:p>
-      <w:pPr/>
-      <w:r>
-        <w:rPr>
-          <w:lang w:val="en_US" w:bidi="en_US"/>
-        </w:rPr>
-      </w:r>
-      <w:r>
-        <w:rPr>
-          <w:b/>
-          <w:lang w:val="en_US" w:bidi="en_US"/>
-        </w:rPr>
-        <w:t>Why should we give no offence to Jews or to Greeks or to the church of God?</w:t>
-      </w:r>
-    </w:p>
-    <w:p>
-      <w:pPr/>
-      <w:r>
-        <w:rPr>
-          <w:lang w:val="en_US" w:bidi="en_US"/>
-        </w:rPr>
-      </w:r>
-      <w:r>
-        <w:rPr>
-          <w:lang w:val="en_US" w:bidi="en_US"/>
-        </w:rPr>
-        <w:t>We should give no offence to them so that they may be saved.</w:t>
-      </w:r>
-      <w:r>
-        <w:rPr>
-          <w:lang w:val="en_US" w:bidi="en_US"/>
-        </w:rPr>
-      </w:r>
-      <w:r>
-        <w:rPr>
-          <w:lang w:val="en_US" w:bidi="en_US"/>
-        </w:rPr>
-      </w:r>
-    </w:p>
-    <w:p>
-      <w:pPr/>
-      <w:r>
-        <w:rPr>
-          <w:lang w:val="en_US" w:bidi="en_US"/>
-        </w:rPr>
-      </w:r>
-    </w:p>
-    <w:p>
-      <w:pPr>
-        <w:pStyle w:val="Heading2"/>
-      </w:pPr>
-      <w:r>
-        <w:rPr>
-          <w:lang w:val="en_US" w:bidi="en_US"/>
-        </w:rPr>
-        <w:t>1 Corinthians 11:1</w:t>
+        <w:t>1 Corinthians 10:32–33 (#1)</w:t>
+      </w:r>
+      <w:r>
+        <w:rPr>
+          <w:lang w:val="en_US" w:bidi="en_US"/>
+        </w:rPr>
+      </w:r>
+    </w:p>
+    <w:p>
+      <w:pPr/>
+      <w:r>
+        <w:rPr>
+          <w:lang w:val="en_US" w:bidi="en_US"/>
+        </w:rPr>
+      </w:r>
+      <w:r>
+        <w:rPr>
+          <w:b/>
+          <w:lang w:val="en_US" w:bidi="en_US"/>
+        </w:rPr>
+        <w:t>Why should we give no offense to Jews or to Greeks or to the church of God?</w:t>
+      </w:r>
+    </w:p>
+    <w:p>
+      <w:pPr/>
+      <w:r>
+        <w:rPr>
+          <w:lang w:val="en_US" w:bidi="en_US"/>
+        </w:rPr>
+      </w:r>
+      <w:r>
+        <w:rPr>
+          <w:lang w:val="en_US" w:bidi="en_US"/>
+        </w:rPr>
+        <w:t>We should give no offense to them so that they may be saved.</w:t>
+      </w:r>
+      <w:r>
+        <w:rPr>
+          <w:lang w:val="en_US" w:bidi="en_US"/>
+        </w:rPr>
+      </w:r>
+      <w:r>
+        <w:rPr>
+          <w:lang w:val="en_US" w:bidi="en_US"/>
+        </w:rPr>
+      </w:r>
+    </w:p>
+    <w:p>
+      <w:pPr/>
+      <w:r>
+        <w:rPr>
+          <w:lang w:val="en_US" w:bidi="en_US"/>
+        </w:rPr>
+      </w:r>
+    </w:p>
+    <w:p>
+      <w:pPr>
+        <w:pStyle w:val="Heading2"/>
+      </w:pPr>
+      <w:r>
+        <w:rPr>
+          <w:lang w:val="en_US" w:bidi="en_US"/>
+        </w:rPr>
+        <w:t>1 Corinthians 11:1 (#1)</w:t>
       </w:r>
       <w:r>
         <w:rPr>
@@ -9194,7 +9194,7 @@
         <w:rPr>
           <w:lang w:val="en_US" w:bidi="en_US"/>
         </w:rPr>
-        <w:t>1 Corinthians 11:2</w:t>
+        <w:t>1 Corinthians 11:2 (#1)</w:t>
       </w:r>
       <w:r>
         <w:rPr>
@@ -9257,7 +9257,133 @@
         <w:rPr>
           <w:lang w:val="en_US" w:bidi="en_US"/>
         </w:rPr>
-        <w:t>1 Corinthians 11:3</w:t>
+        <w:t>1 Corinthians 11:3 (#3)</w:t>
+      </w:r>
+      <w:r>
+        <w:rPr>
+          <w:lang w:val="en_US" w:bidi="en_US"/>
+        </w:rPr>
+      </w:r>
+    </w:p>
+    <w:p>
+      <w:pPr/>
+      <w:r>
+        <w:rPr>
+          <w:lang w:val="en_US" w:bidi="en_US"/>
+        </w:rPr>
+      </w:r>
+      <w:r>
+        <w:rPr>
+          <w:b/>
+          <w:lang w:val="en_US" w:bidi="en_US"/>
+        </w:rPr>
+        <w:t>Who is the head of a woman?</w:t>
+      </w:r>
+    </w:p>
+    <w:p>
+      <w:pPr/>
+      <w:r>
+        <w:rPr>
+          <w:lang w:val="en_US" w:bidi="en_US"/>
+        </w:rPr>
+      </w:r>
+      <w:r>
+        <w:rPr>
+          <w:lang w:val="en_US" w:bidi="en_US"/>
+        </w:rPr>
+        <w:t>A man is the head of a woman.</w:t>
+      </w:r>
+      <w:r>
+        <w:rPr>
+          <w:lang w:val="en_US" w:bidi="en_US"/>
+        </w:rPr>
+      </w:r>
+      <w:r>
+        <w:rPr>
+          <w:lang w:val="en_US" w:bidi="en_US"/>
+        </w:rPr>
+      </w:r>
+    </w:p>
+    <w:p>
+      <w:pPr/>
+      <w:r>
+        <w:rPr>
+          <w:lang w:val="en_US" w:bidi="en_US"/>
+        </w:rPr>
+      </w:r>
+    </w:p>
+    <w:p>
+      <w:pPr>
+        <w:pStyle w:val="Heading2"/>
+      </w:pPr>
+      <w:r>
+        <w:rPr>
+          <w:lang w:val="en_US" w:bidi="en_US"/>
+        </w:rPr>
+        <w:t>1 Corinthians 11:3 (#2)</w:t>
+      </w:r>
+      <w:r>
+        <w:rPr>
+          <w:lang w:val="en_US" w:bidi="en_US"/>
+        </w:rPr>
+      </w:r>
+    </w:p>
+    <w:p>
+      <w:pPr/>
+      <w:r>
+        <w:rPr>
+          <w:lang w:val="en_US" w:bidi="en_US"/>
+        </w:rPr>
+      </w:r>
+      <w:r>
+        <w:rPr>
+          <w:b/>
+          <w:lang w:val="en_US" w:bidi="en_US"/>
+        </w:rPr>
+        <w:t>Who is the head of man?</w:t>
+      </w:r>
+    </w:p>
+    <w:p>
+      <w:pPr/>
+      <w:r>
+        <w:rPr>
+          <w:lang w:val="en_US" w:bidi="en_US"/>
+        </w:rPr>
+      </w:r>
+      <w:r>
+        <w:rPr>
+          <w:lang w:val="en_US" w:bidi="en_US"/>
+        </w:rPr>
+        <w:t>Christ is the head of every man.</w:t>
+      </w:r>
+      <w:r>
+        <w:rPr>
+          <w:lang w:val="en_US" w:bidi="en_US"/>
+        </w:rPr>
+      </w:r>
+      <w:r>
+        <w:rPr>
+          <w:lang w:val="en_US" w:bidi="en_US"/>
+        </w:rPr>
+      </w:r>
+    </w:p>
+    <w:p>
+      <w:pPr/>
+      <w:r>
+        <w:rPr>
+          <w:lang w:val="en_US" w:bidi="en_US"/>
+        </w:rPr>
+      </w:r>
+    </w:p>
+    <w:p>
+      <w:pPr>
+        <w:pStyle w:val="Heading2"/>
+      </w:pPr>
+      <w:r>
+        <w:rPr>
+          <w:lang w:val="en_US" w:bidi="en_US"/>
+        </w:rPr>
+        <w:t>1 Corinthians 11:3 (#1)</w:t>
       </w:r>
       <w:r>
         <w:rPr>
@@ -9320,133 +9446,7 @@
         <w:rPr>
           <w:lang w:val="en_US" w:bidi="en_US"/>
         </w:rPr>
-        <w:t>1 Corinthians 11:3 (#2)</w:t>
-      </w:r>
-      <w:r>
-        <w:rPr>
-          <w:lang w:val="en_US" w:bidi="en_US"/>
-        </w:rPr>
-      </w:r>
-    </w:p>
-    <w:p>
-      <w:pPr/>
-      <w:r>
-        <w:rPr>
-          <w:lang w:val="en_US" w:bidi="en_US"/>
-        </w:rPr>
-      </w:r>
-      <w:r>
-        <w:rPr>
-          <w:b/>
-          <w:lang w:val="en_US" w:bidi="en_US"/>
-        </w:rPr>
-        <w:t>Who is the head of man?</w:t>
-      </w:r>
-    </w:p>
-    <w:p>
-      <w:pPr/>
-      <w:r>
-        <w:rPr>
-          <w:lang w:val="en_US" w:bidi="en_US"/>
-        </w:rPr>
-      </w:r>
-      <w:r>
-        <w:rPr>
-          <w:lang w:val="en_US" w:bidi="en_US"/>
-        </w:rPr>
-        <w:t>Christ is the head of every man.</w:t>
-      </w:r>
-      <w:r>
-        <w:rPr>
-          <w:lang w:val="en_US" w:bidi="en_US"/>
-        </w:rPr>
-      </w:r>
-      <w:r>
-        <w:rPr>
-          <w:lang w:val="en_US" w:bidi="en_US"/>
-        </w:rPr>
-      </w:r>
-    </w:p>
-    <w:p>
-      <w:pPr/>
-      <w:r>
-        <w:rPr>
-          <w:lang w:val="en_US" w:bidi="en_US"/>
-        </w:rPr>
-      </w:r>
-    </w:p>
-    <w:p>
-      <w:pPr>
-        <w:pStyle w:val="Heading2"/>
-      </w:pPr>
-      <w:r>
-        <w:rPr>
-          <w:lang w:val="en_US" w:bidi="en_US"/>
-        </w:rPr>
-        <w:t>1 Corinthians 11:3 (#3)</w:t>
-      </w:r>
-      <w:r>
-        <w:rPr>
-          <w:lang w:val="en_US" w:bidi="en_US"/>
-        </w:rPr>
-      </w:r>
-    </w:p>
-    <w:p>
-      <w:pPr/>
-      <w:r>
-        <w:rPr>
-          <w:lang w:val="en_US" w:bidi="en_US"/>
-        </w:rPr>
-      </w:r>
-      <w:r>
-        <w:rPr>
-          <w:b/>
-          <w:lang w:val="en_US" w:bidi="en_US"/>
-        </w:rPr>
-        <w:t>Who is the head of a woman?</w:t>
-      </w:r>
-    </w:p>
-    <w:p>
-      <w:pPr/>
-      <w:r>
-        <w:rPr>
-          <w:lang w:val="en_US" w:bidi="en_US"/>
-        </w:rPr>
-      </w:r>
-      <w:r>
-        <w:rPr>
-          <w:lang w:val="en_US" w:bidi="en_US"/>
-        </w:rPr>
-        <w:t>A man is the head of a woman.</w:t>
-      </w:r>
-      <w:r>
-        <w:rPr>
-          <w:lang w:val="en_US" w:bidi="en_US"/>
-        </w:rPr>
-      </w:r>
-      <w:r>
-        <w:rPr>
-          <w:lang w:val="en_US" w:bidi="en_US"/>
-        </w:rPr>
-      </w:r>
-    </w:p>
-    <w:p>
-      <w:pPr/>
-      <w:r>
-        <w:rPr>
-          <w:lang w:val="en_US" w:bidi="en_US"/>
-        </w:rPr>
-      </w:r>
-    </w:p>
-    <w:p>
-      <w:pPr>
-        <w:pStyle w:val="Heading2"/>
-      </w:pPr>
-      <w:r>
-        <w:rPr>
-          <w:lang w:val="en_US" w:bidi="en_US"/>
-        </w:rPr>
-        <w:t>1 Corinthians 11:4</w:t>
+        <w:t>1 Corinthians 11:4 (#1)</w:t>
       </w:r>
       <w:r>
         <w:rPr>
@@ -9509,7 +9509,7 @@
         <w:rPr>
           <w:lang w:val="en_US" w:bidi="en_US"/>
         </w:rPr>
-        <w:t>1 Corinthians 11:5</w:t>
+        <w:t>1 Corinthians 11:5 (#1)</w:t>
       </w:r>
       <w:r>
         <w:rPr>
@@ -9572,7 +9572,7 @@
         <w:rPr>
           <w:lang w:val="en_US" w:bidi="en_US"/>
         </w:rPr>
-        <w:t>1 Corinthians 11:7</w:t>
+        <w:t>1 Corinthians 11:7 (#1)</w:t>
       </w:r>
       <w:r>
         <w:rPr>
@@ -9635,7 +9635,7 @@
         <w:rPr>
           <w:lang w:val="en_US" w:bidi="en_US"/>
         </w:rPr>
-        <w:t>1 Corinthians 11:9</w:t>
+        <w:t>1 Corinthians 11:9 (#1)</w:t>
       </w:r>
       <w:r>
         <w:rPr>
@@ -9698,7 +9698,7 @@
         <w:rPr>
           <w:lang w:val="en_US" w:bidi="en_US"/>
         </w:rPr>
-        <w:t>1 Corinthians 11:11–12</w:t>
+        <w:t>1 Corinthians 11:11–12 (#1)</w:t>
       </w:r>
       <w:r>
         <w:rPr>
@@ -9761,7 +9761,7 @@
         <w:rPr>
           <w:lang w:val="en_US" w:bidi="en_US"/>
         </w:rPr>
-        <w:t>1 Corinthians 11:14–15</w:t>
+        <w:t>1 Corinthians 11:14–15 (#1)</w:t>
       </w:r>
       <w:r>
         <w:rPr>
@@ -9824,7 +9824,7 @@
         <w:rPr>
           <w:lang w:val="en_US" w:bidi="en_US"/>
         </w:rPr>
-        <w:t>1 Corinthians 11:19</w:t>
+        <w:t>1 Corinthians 11:19 (#1)</w:t>
       </w:r>
       <w:r>
         <w:rPr>
@@ -9887,27 +9887,27 @@
         <w:rPr>
           <w:lang w:val="en_US" w:bidi="en_US"/>
         </w:rPr>
-        <w:t>1 Corinthians 11:21</w:t>
-      </w:r>
-      <w:r>
-        <w:rPr>
-          <w:lang w:val="en_US" w:bidi="en_US"/>
-        </w:rPr>
-      </w:r>
-    </w:p>
-    <w:p>
-      <w:pPr/>
-      <w:r>
-        <w:rPr>
-          <w:lang w:val="en_US" w:bidi="en_US"/>
-        </w:rPr>
-      </w:r>
-      <w:r>
-        <w:rPr>
-          <w:b/>
-          <w:lang w:val="en_US" w:bidi="en_US"/>
-        </w:rPr>
-        <w:t>What was happening when the Corinthian church came together to eat.</w:t>
+        <w:t>1 Corinthians 11:21 (#1)</w:t>
+      </w:r>
+      <w:r>
+        <w:rPr>
+          <w:lang w:val="en_US" w:bidi="en_US"/>
+        </w:rPr>
+      </w:r>
+    </w:p>
+    <w:p>
+      <w:pPr/>
+      <w:r>
+        <w:rPr>
+          <w:lang w:val="en_US" w:bidi="en_US"/>
+        </w:rPr>
+      </w:r>
+      <w:r>
+        <w:rPr>
+          <w:b/>
+          <w:lang w:val="en_US" w:bidi="en_US"/>
+        </w:rPr>
+        <w:t>What was happening when the Corinthian church came together to eat?</w:t>
       </w:r>
     </w:p>
     <w:p>
@@ -9950,7 +9950,7 @@
         <w:rPr>
           <w:lang w:val="en_US" w:bidi="en_US"/>
         </w:rPr>
-        <w:t>1 Corinthians 11:23–24</w:t>
+        <w:t>1 Corinthians 11:23–24 (#1)</w:t>
       </w:r>
       <w:r>
         <w:rPr>
@@ -10013,7 +10013,7 @@
         <w:rPr>
           <w:lang w:val="en_US" w:bidi="en_US"/>
         </w:rPr>
-        <w:t>1 Corinthians 11:25</w:t>
+        <w:t>1 Corinthians 11:25 (#1)</w:t>
       </w:r>
       <w:r>
         <w:rPr>
@@ -10076,7 +10076,7 @@
         <w:rPr>
           <w:lang w:val="en_US" w:bidi="en_US"/>
         </w:rPr>
-        <w:t>1 Corinthians 11:26</w:t>
+        <w:t>1 Corinthians 11:26 (#1)</w:t>
       </w:r>
       <w:r>
         <w:rPr>
@@ -10139,7 +10139,7 @@
         <w:rPr>
           <w:lang w:val="en_US" w:bidi="en_US"/>
         </w:rPr>
-        <w:t>1 Corinthians 11:27</w:t>
+        <w:t>1 Corinthians 11:27 (#1)</w:t>
       </w:r>
       <w:r>
         <w:rPr>
@@ -10202,7 +10202,7 @@
         <w:rPr>
           <w:lang w:val="en_US" w:bidi="en_US"/>
         </w:rPr>
-        <w:t>1 Corinthians 11:29</w:t>
+        <w:t>1 Corinthians 11:29 (#1)</w:t>
       </w:r>
       <w:r>
         <w:rPr>
@@ -10265,7 +10265,7 @@
         <w:rPr>
           <w:lang w:val="en_US" w:bidi="en_US"/>
         </w:rPr>
-        <w:t>1 Corinthians 11:30</w:t>
+        <w:t>1 Corinthians 11:30 (#1)</w:t>
       </w:r>
       <w:r>
         <w:rPr>
@@ -10328,7 +10328,7 @@
         <w:rPr>
           <w:lang w:val="en_US" w:bidi="en_US"/>
         </w:rPr>
-        <w:t>1 Corinthians 11:33</w:t>
+        <w:t>1 Corinthians 11:33 (#1)</w:t>
       </w:r>
       <w:r>
         <w:rPr>
@@ -10391,7 +10391,7 @@
         <w:rPr>
           <w:lang w:val="en_US" w:bidi="en_US"/>
         </w:rPr>
-        <w:t>1 Corinthians 12:1</w:t>
+        <w:t>1 Corinthians 12:1 (#1)</w:t>
       </w:r>
       <w:r>
         <w:rPr>
@@ -10454,7 +10454,7 @@
         <w:rPr>
           <w:lang w:val="en_US" w:bidi="en_US"/>
         </w:rPr>
-        <w:t>1 Corinthians 12:3</w:t>
+        <w:t>1 Corinthians 12:3 (#1)</w:t>
       </w:r>
       <w:r>
         <w:rPr>
@@ -10580,7 +10580,7 @@
         <w:rPr>
           <w:lang w:val="en_US" w:bidi="en_US"/>
         </w:rPr>
-        <w:t>1 Corinthians 12:4–6</w:t>
+        <w:t>1 Corinthians 12:4–6 (#1)</w:t>
       </w:r>
       <w:r>
         <w:rPr>
@@ -10643,7 +10643,7 @@
         <w:rPr>
           <w:lang w:val="en_US" w:bidi="en_US"/>
         </w:rPr>
-        <w:t>1 Corinthians 12:7</w:t>
+        <w:t>1 Corinthians 12:7 (#1)</w:t>
       </w:r>
       <w:r>
         <w:rPr>
@@ -10706,7 +10706,7 @@
         <w:rPr>
           <w:lang w:val="en_US" w:bidi="en_US"/>
         </w:rPr>
-        <w:t>1 Corinthians 12:9–10</w:t>
+        <w:t>1 Corinthians 12:9–10 (#1)</w:t>
       </w:r>
       <w:r>
         <w:rPr>
@@ -10769,7 +10769,7 @@
         <w:rPr>
           <w:lang w:val="en_US" w:bidi="en_US"/>
         </w:rPr>
-        <w:t>1 Corinthians 12:11</w:t>
+        <w:t>1 Corinthians 12:11 (#1)</w:t>
       </w:r>
       <w:r>
         <w:rPr>
@@ -10832,7 +10832,7 @@
         <w:rPr>
           <w:lang w:val="en_US" w:bidi="en_US"/>
         </w:rPr>
-        <w:t>1 Corinthians 12:13</w:t>
+        <w:t>1 Corinthians 12:13 (#1)</w:t>
       </w:r>
       <w:r>
         <w:rPr>
@@ -10895,7 +10895,7 @@
         <w:rPr>
           <w:lang w:val="en_US" w:bidi="en_US"/>
         </w:rPr>
-        <w:t>1 Corinthians 12:18</w:t>
+        <w:t>1 Corinthians 12:18 (#1)</w:t>
       </w:r>
       <w:r>
         <w:rPr>
@@ -10958,7 +10958,7 @@
         <w:rPr>
           <w:lang w:val="en_US" w:bidi="en_US"/>
         </w:rPr>
-        <w:t>1 Corinthians 12:22</w:t>
+        <w:t>1 Corinthians 12:22 (#1)</w:t>
       </w:r>
       <w:r>
         <w:rPr>
@@ -11021,7 +11021,7 @@
         <w:rPr>
           <w:lang w:val="en_US" w:bidi="en_US"/>
         </w:rPr>
-        <w:t>1 Corinthians 12:24</w:t>
+        <w:t>1 Corinthians 12:24 (#1)</w:t>
       </w:r>
       <w:r>
         <w:rPr>
@@ -11084,7 +11084,7 @@
         <w:rPr>
           <w:lang w:val="en_US" w:bidi="en_US"/>
         </w:rPr>
-        <w:t>1 Corinthians 12:25</w:t>
+        <w:t>1 Corinthians 12:25 (#1)</w:t>
       </w:r>
       <w:r>
         <w:rPr>
@@ -11147,7 +11147,7 @@
         <w:rPr>
           <w:lang w:val="en_US" w:bidi="en_US"/>
         </w:rPr>
-        <w:t>1 Corinthians 12:28</w:t>
+        <w:t>1 Corinthians 12:28 (#1)</w:t>
       </w:r>
       <w:r>
         <w:rPr>
@@ -11210,7 +11210,7 @@
         <w:rPr>
           <w:lang w:val="en_US" w:bidi="en_US"/>
         </w:rPr>
-        <w:t>1 Corinthians 12:31</w:t>
+        <w:t>1 Corinthians 12:31 (#1)</w:t>
       </w:r>
       <w:r>
         <w:rPr>
@@ -11336,27 +11336,27 @@
         <w:rPr>
           <w:lang w:val="en_US" w:bidi="en_US"/>
         </w:rPr>
-        <w:t>1 Corinthians 13:1</w:t>
-      </w:r>
-      <w:r>
-        <w:rPr>
-          <w:lang w:val="en_US" w:bidi="en_US"/>
-        </w:rPr>
-      </w:r>
-    </w:p>
-    <w:p>
-      <w:pPr/>
-      <w:r>
-        <w:rPr>
-          <w:lang w:val="en_US" w:bidi="en_US"/>
-        </w:rPr>
-      </w:r>
-      <w:r>
-        <w:rPr>
-          <w:b/>
-          <w:lang w:val="en_US" w:bidi="en_US"/>
-        </w:rPr>
-        <w:t>What would Paul become if he spoke with tongues of men and of angels but didn’t have love?</w:t>
+        <w:t>1 Corinthians 13:1 (#1)</w:t>
+      </w:r>
+      <w:r>
+        <w:rPr>
+          <w:lang w:val="en_US" w:bidi="en_US"/>
+        </w:rPr>
+      </w:r>
+    </w:p>
+    <w:p>
+      <w:pPr/>
+      <w:r>
+        <w:rPr>
+          <w:lang w:val="en_US" w:bidi="en_US"/>
+        </w:rPr>
+      </w:r>
+      <w:r>
+        <w:rPr>
+          <w:b/>
+          <w:lang w:val="en_US" w:bidi="en_US"/>
+        </w:rPr>
+        <w:t>What would Paul become if he spoke with tongues of men and of angels but did not have love?</w:t>
       </w:r>
     </w:p>
     <w:p>
@@ -11399,27 +11399,27 @@
         <w:rPr>
           <w:lang w:val="en_US" w:bidi="en_US"/>
         </w:rPr>
-        <w:t>1 Corinthians 13:2</w:t>
-      </w:r>
-      <w:r>
-        <w:rPr>
-          <w:lang w:val="en_US" w:bidi="en_US"/>
-        </w:rPr>
-      </w:r>
-    </w:p>
-    <w:p>
-      <w:pPr/>
-      <w:r>
-        <w:rPr>
-          <w:lang w:val="en_US" w:bidi="en_US"/>
-        </w:rPr>
-      </w:r>
-      <w:r>
-        <w:rPr>
-          <w:b/>
-          <w:lang w:val="en_US" w:bidi="en_US"/>
-        </w:rPr>
-        <w:t>What would Paul be if he had the gift of prophecy, understood all hidden truths and knowledge and had great faith, but didn’t have love?</w:t>
+        <w:t>1 Corinthians 13:2 (#1)</w:t>
+      </w:r>
+      <w:r>
+        <w:rPr>
+          <w:lang w:val="en_US" w:bidi="en_US"/>
+        </w:rPr>
+      </w:r>
+    </w:p>
+    <w:p>
+      <w:pPr/>
+      <w:r>
+        <w:rPr>
+          <w:lang w:val="en_US" w:bidi="en_US"/>
+        </w:rPr>
+      </w:r>
+      <w:r>
+        <w:rPr>
+          <w:b/>
+          <w:lang w:val="en_US" w:bidi="en_US"/>
+        </w:rPr>
+        <w:t>What would Paul be if he had the gift of prophecy, understood all hidden truths and knowledge and had great faith, but did not have love?</w:t>
       </w:r>
     </w:p>
     <w:p>
@@ -11462,70 +11462,70 @@
         <w:rPr>
           <w:lang w:val="en_US" w:bidi="en_US"/>
         </w:rPr>
-        <w:t>1 Corinthians 13:3</w:t>
-      </w:r>
-      <w:r>
-        <w:rPr>
-          <w:lang w:val="en_US" w:bidi="en_US"/>
-        </w:rPr>
-      </w:r>
-    </w:p>
-    <w:p>
-      <w:pPr/>
-      <w:r>
-        <w:rPr>
-          <w:lang w:val="en_US" w:bidi="en_US"/>
-        </w:rPr>
-      </w:r>
-      <w:r>
-        <w:rPr>
-          <w:b/>
-          <w:lang w:val="en_US" w:bidi="en_US"/>
-        </w:rPr>
-        <w:t>How could Paul give all he owned to feed the poor and give his body to be burned and still gain nothing?</w:t>
-      </w:r>
-    </w:p>
-    <w:p>
-      <w:pPr/>
-      <w:r>
-        <w:rPr>
-          <w:lang w:val="en_US" w:bidi="en_US"/>
-        </w:rPr>
-      </w:r>
-      <w:r>
-        <w:rPr>
-          <w:lang w:val="en_US" w:bidi="en_US"/>
-        </w:rPr>
-        <w:t>If he didn’t have love, he would gain nothing even though he did all these other things.</w:t>
-      </w:r>
-      <w:r>
-        <w:rPr>
-          <w:lang w:val="en_US" w:bidi="en_US"/>
-        </w:rPr>
-      </w:r>
-      <w:r>
-        <w:rPr>
-          <w:lang w:val="en_US" w:bidi="en_US"/>
-        </w:rPr>
-      </w:r>
-    </w:p>
-    <w:p>
-      <w:pPr/>
-      <w:r>
-        <w:rPr>
-          <w:lang w:val="en_US" w:bidi="en_US"/>
-        </w:rPr>
-      </w:r>
-    </w:p>
-    <w:p>
-      <w:pPr>
-        <w:pStyle w:val="Heading2"/>
-      </w:pPr>
-      <w:r>
-        <w:rPr>
-          <w:lang w:val="en_US" w:bidi="en_US"/>
-        </w:rPr>
-        <w:t>1 Corinthians 13:5–7</w:t>
+        <w:t>1 Corinthians 13:3 (#1)</w:t>
+      </w:r>
+      <w:r>
+        <w:rPr>
+          <w:lang w:val="en_US" w:bidi="en_US"/>
+        </w:rPr>
+      </w:r>
+    </w:p>
+    <w:p>
+      <w:pPr/>
+      <w:r>
+        <w:rPr>
+          <w:lang w:val="en_US" w:bidi="en_US"/>
+        </w:rPr>
+      </w:r>
+      <w:r>
+        <w:rPr>
+          <w:b/>
+          <w:lang w:val="en_US" w:bidi="en_US"/>
+        </w:rPr>
+        <w:t>How could Paul still gain nothing if he gave away all his possessions and handed over his body?</w:t>
+      </w:r>
+    </w:p>
+    <w:p>
+      <w:pPr/>
+      <w:r>
+        <w:rPr>
+          <w:lang w:val="en_US" w:bidi="en_US"/>
+        </w:rPr>
+      </w:r>
+      <w:r>
+        <w:rPr>
+          <w:lang w:val="en_US" w:bidi="en_US"/>
+        </w:rPr>
+        <w:t>If he did not have love, he would gain nothing even though he did all these other things.</w:t>
+      </w:r>
+      <w:r>
+        <w:rPr>
+          <w:lang w:val="en_US" w:bidi="en_US"/>
+        </w:rPr>
+      </w:r>
+      <w:r>
+        <w:rPr>
+          <w:lang w:val="en_US" w:bidi="en_US"/>
+        </w:rPr>
+      </w:r>
+    </w:p>
+    <w:p>
+      <w:pPr/>
+      <w:r>
+        <w:rPr>
+          <w:lang w:val="en_US" w:bidi="en_US"/>
+        </w:rPr>
+      </w:r>
+    </w:p>
+    <w:p>
+      <w:pPr>
+        <w:pStyle w:val="Heading2"/>
+      </w:pPr>
+      <w:r>
+        <w:rPr>
+          <w:lang w:val="en_US" w:bidi="en_US"/>
+        </w:rPr>
+        <w:t>1 Corinthians 13:5–7 (#1)</w:t>
       </w:r>
       <w:r>
         <w:rPr>
@@ -11559,36 +11559,36 @@
         <w:rPr>
           <w:lang w:val="en_US" w:bidi="en_US"/>
         </w:rPr>
-        <w:t>Love is patient and kind; it does not envy or boast; it isn’t arrogant or rude. It is not self serving, not easily angered, nor does it keep a count of wrongs. It doesn’t rejoice in unrighteousness but rejoices with the truth. It bears all things, believes all things, has confidence concerning all things, and endures all things.</w:t>
-      </w:r>
-      <w:r>
-        <w:rPr>
-          <w:lang w:val="en_US" w:bidi="en_US"/>
-        </w:rPr>
-      </w:r>
-      <w:r>
-        <w:rPr>
-          <w:lang w:val="en_US" w:bidi="en_US"/>
-        </w:rPr>
-      </w:r>
-    </w:p>
-    <w:p>
-      <w:pPr/>
-      <w:r>
-        <w:rPr>
-          <w:lang w:val="en_US" w:bidi="en_US"/>
-        </w:rPr>
-      </w:r>
-    </w:p>
-    <w:p>
-      <w:pPr>
-        <w:pStyle w:val="Heading2"/>
-      </w:pPr>
-      <w:r>
-        <w:rPr>
-          <w:lang w:val="en_US" w:bidi="en_US"/>
-        </w:rPr>
-        <w:t>1 Corinthians 13:8</w:t>
+        <w:t>Love is patient and kind; it does not envy or boast; it is not arrogant or rude. It is not self serving, not easily angered, nor does it keep a count of wrongs. It does not rejoice in unrighteousness but rejoices with the truth. It bears all things, believes all things, has confidence concerning all things, and endures all things.</w:t>
+      </w:r>
+      <w:r>
+        <w:rPr>
+          <w:lang w:val="en_US" w:bidi="en_US"/>
+        </w:rPr>
+      </w:r>
+      <w:r>
+        <w:rPr>
+          <w:lang w:val="en_US" w:bidi="en_US"/>
+        </w:rPr>
+      </w:r>
+    </w:p>
+    <w:p>
+      <w:pPr/>
+      <w:r>
+        <w:rPr>
+          <w:lang w:val="en_US" w:bidi="en_US"/>
+        </w:rPr>
+      </w:r>
+    </w:p>
+    <w:p>
+      <w:pPr>
+        <w:pStyle w:val="Heading2"/>
+      </w:pPr>
+      <w:r>
+        <w:rPr>
+          <w:lang w:val="en_US" w:bidi="en_US"/>
+        </w:rPr>
+        <w:t>1 Corinthians 13:8 (#1)</w:t>
       </w:r>
       <w:r>
         <w:rPr>
@@ -11651,7 +11651,7 @@
         <w:rPr>
           <w:lang w:val="en_US" w:bidi="en_US"/>
         </w:rPr>
-        <w:t>1 Corinthians 13:8–10</w:t>
+        <w:t>1 Corinthians 13:8–10 (#1)</w:t>
       </w:r>
       <w:r>
         <w:rPr>
@@ -11714,7 +11714,7 @@
         <w:rPr>
           <w:lang w:val="en_US" w:bidi="en_US"/>
         </w:rPr>
-        <w:t>1 Corinthians 13:11</w:t>
+        <w:t>1 Corinthians 13:11 (#1)</w:t>
       </w:r>
       <w:r>
         <w:rPr>
@@ -11777,7 +11777,7 @@
         <w:rPr>
           <w:lang w:val="en_US" w:bidi="en_US"/>
         </w:rPr>
-        <w:t>1 Corinthians 13:13</w:t>
+        <w:t>1 Corinthians 13:13 (#1)</w:t>
       </w:r>
       <w:r>
         <w:rPr>
@@ -11840,7 +11840,7 @@
         <w:rPr>
           <w:lang w:val="en_US" w:bidi="en_US"/>
         </w:rPr>
-        <w:t>1 Corinthians 14:1</w:t>
+        <w:t>1 Corinthians 14:1 (#1)</w:t>
       </w:r>
       <w:r>
         <w:rPr>
@@ -11903,7 +11903,7 @@
         <w:rPr>
           <w:lang w:val="en_US" w:bidi="en_US"/>
         </w:rPr>
-        <w:t>1 Corinthians 14:2</w:t>
+        <w:t>1 Corinthians 14:2 (#1)</w:t>
       </w:r>
       <w:r>
         <w:rPr>
@@ -11966,7 +11966,7 @@
         <w:rPr>
           <w:lang w:val="en_US" w:bidi="en_US"/>
         </w:rPr>
-        <w:t>1 Corinthians 14:3–4</w:t>
+        <w:t>1 Corinthians 14:3–4 (#1)</w:t>
       </w:r>
       <w:r>
         <w:rPr>
@@ -12000,36 +12000,36 @@
         <w:rPr>
           <w:lang w:val="en_US" w:bidi="en_US"/>
         </w:rPr>
-        <w:t>The one who prophesies builds up the people, but the one who speaks in tongues builds up himself</w:t>
-      </w:r>
-      <w:r>
-        <w:rPr>
-          <w:lang w:val="en_US" w:bidi="en_US"/>
-        </w:rPr>
-      </w:r>
-      <w:r>
-        <w:rPr>
-          <w:lang w:val="en_US" w:bidi="en_US"/>
-        </w:rPr>
-      </w:r>
-    </w:p>
-    <w:p>
-      <w:pPr/>
-      <w:r>
-        <w:rPr>
-          <w:lang w:val="en_US" w:bidi="en_US"/>
-        </w:rPr>
-      </w:r>
-    </w:p>
-    <w:p>
-      <w:pPr>
-        <w:pStyle w:val="Heading2"/>
-      </w:pPr>
-      <w:r>
-        <w:rPr>
-          <w:lang w:val="en_US" w:bidi="en_US"/>
-        </w:rPr>
-        <w:t>1 Corinthians 14:7–9</w:t>
+        <w:t>The one who prophesies builds up the people, but the one who speaks in tongues builds up himself.</w:t>
+      </w:r>
+      <w:r>
+        <w:rPr>
+          <w:lang w:val="en_US" w:bidi="en_US"/>
+        </w:rPr>
+      </w:r>
+      <w:r>
+        <w:rPr>
+          <w:lang w:val="en_US" w:bidi="en_US"/>
+        </w:rPr>
+      </w:r>
+    </w:p>
+    <w:p>
+      <w:pPr/>
+      <w:r>
+        <w:rPr>
+          <w:lang w:val="en_US" w:bidi="en_US"/>
+        </w:rPr>
+      </w:r>
+    </w:p>
+    <w:p>
+      <w:pPr>
+        <w:pStyle w:val="Heading2"/>
+      </w:pPr>
+      <w:r>
+        <w:rPr>
+          <w:lang w:val="en_US" w:bidi="en_US"/>
+        </w:rPr>
+        <w:t>1 Corinthians 14:7–9 (#1)</w:t>
       </w:r>
       <w:r>
         <w:rPr>
@@ -12092,7 +12092,7 @@
         <w:rPr>
           <w:lang w:val="en_US" w:bidi="en_US"/>
         </w:rPr>
-        <w:t>1 Corinthians 14:12</w:t>
+        <w:t>1 Corinthians 14:12 (#1)</w:t>
       </w:r>
       <w:r>
         <w:rPr>
@@ -12155,7 +12155,7 @@
         <w:rPr>
           <w:lang w:val="en_US" w:bidi="en_US"/>
         </w:rPr>
-        <w:t>1 Corinthians 14:13</w:t>
+        <w:t>1 Corinthians 14:13 (#1)</w:t>
       </w:r>
       <w:r>
         <w:rPr>
@@ -12218,7 +12218,7 @@
         <w:rPr>
           <w:lang w:val="en_US" w:bidi="en_US"/>
         </w:rPr>
-        <w:t>1 Corinthians 14:14</w:t>
+        <w:t>1 Corinthians 14:14 (#1)</w:t>
       </w:r>
       <w:r>
         <w:rPr>
@@ -12281,7 +12281,7 @@
         <w:rPr>
           <w:lang w:val="en_US" w:bidi="en_US"/>
         </w:rPr>
-        <w:t>1 Corinthians 14:15</w:t>
+        <w:t>1 Corinthians 14:15 (#1)</w:t>
       </w:r>
       <w:r>
         <w:rPr>
@@ -12344,7 +12344,7 @@
         <w:rPr>
           <w:lang w:val="en_US" w:bidi="en_US"/>
         </w:rPr>
-        <w:t>1 Corinthians 14:19</w:t>
+        <w:t>1 Corinthians 14:19 (#1)</w:t>
       </w:r>
       <w:r>
         <w:rPr>
@@ -12407,7 +12407,7 @@
         <w:rPr>
           <w:lang w:val="en_US" w:bidi="en_US"/>
         </w:rPr>
-        <w:t>1 Corinthians 14:22</w:t>
+        <w:t>1 Corinthians 14:22 (#1)</w:t>
       </w:r>
       <w:r>
         <w:rPr>
@@ -12470,7 +12470,7 @@
         <w:rPr>
           <w:lang w:val="en_US" w:bidi="en_US"/>
         </w:rPr>
-        <w:t>1 Corinthians 14:23</w:t>
+        <w:t>1 Corinthians 14:23 (#1)</w:t>
       </w:r>
       <w:r>
         <w:rPr>
@@ -12533,7 +12533,7 @@
         <w:rPr>
           <w:lang w:val="en_US" w:bidi="en_US"/>
         </w:rPr>
-        <w:t>1 Corinthians 14:24</w:t>
+        <w:t>1 Corinthians 14:24 (#1)</w:t>
       </w:r>
       <w:r>
         <w:rPr>
@@ -12596,7 +12596,7 @@
         <w:rPr>
           <w:lang w:val="en_US" w:bidi="en_US"/>
         </w:rPr>
-        <w:t>1 Corinthians 14:25</w:t>
+        <w:t>1 Corinthians 14:25 (#1)</w:t>
       </w:r>
       <w:r>
         <w:rPr>
@@ -12659,7 +12659,7 @@
         <w:rPr>
           <w:lang w:val="en_US" w:bidi="en_US"/>
         </w:rPr>
-        <w:t>1 Corinthians 14:27–28</w:t>
+        <w:t>1 Corinthians 14:27–28 (#1)</w:t>
       </w:r>
       <w:r>
         <w:rPr>
@@ -12722,7 +12722,7 @@
         <w:rPr>
           <w:lang w:val="en_US" w:bidi="en_US"/>
         </w:rPr>
-        <w:t>1 Corinthians 14:29–30</w:t>
+        <w:t>1 Corinthians 14:29–30 (#1)</w:t>
       </w:r>
       <w:r>
         <w:rPr>
@@ -12785,7 +12785,7 @@
         <w:rPr>
           <w:lang w:val="en_US" w:bidi="en_US"/>
         </w:rPr>
-        <w:t>1 Corinthians 14:34</w:t>
+        <w:t>1 Corinthians 14:34 (#1)</w:t>
       </w:r>
       <w:r>
         <w:rPr>
@@ -12848,7 +12848,70 @@
         <w:rPr>
           <w:lang w:val="en_US" w:bidi="en_US"/>
         </w:rPr>
-        <w:t>1 Corinthians 14:35</w:t>
+        <w:t>1 Corinthians 14:35 (#2)</w:t>
+      </w:r>
+      <w:r>
+        <w:rPr>
+          <w:lang w:val="en_US" w:bidi="en_US"/>
+        </w:rPr>
+      </w:r>
+    </w:p>
+    <w:p>
+      <w:pPr/>
+      <w:r>
+        <w:rPr>
+          <w:lang w:val="en_US" w:bidi="en_US"/>
+        </w:rPr>
+      </w:r>
+      <w:r>
+        <w:rPr>
+          <w:b/>
+          <w:lang w:val="en_US" w:bidi="en_US"/>
+        </w:rPr>
+        <w:t>How did people look on a woman speaking in the church?</w:t>
+      </w:r>
+    </w:p>
+    <w:p>
+      <w:pPr/>
+      <w:r>
+        <w:rPr>
+          <w:lang w:val="en_US" w:bidi="en_US"/>
+        </w:rPr>
+      </w:r>
+      <w:r>
+        <w:rPr>
+          <w:lang w:val="en_US" w:bidi="en_US"/>
+        </w:rPr>
+        <w:t>It was looked on as a disgrace.</w:t>
+      </w:r>
+      <w:r>
+        <w:rPr>
+          <w:lang w:val="en_US" w:bidi="en_US"/>
+        </w:rPr>
+      </w:r>
+      <w:r>
+        <w:rPr>
+          <w:lang w:val="en_US" w:bidi="en_US"/>
+        </w:rPr>
+      </w:r>
+    </w:p>
+    <w:p>
+      <w:pPr/>
+      <w:r>
+        <w:rPr>
+          <w:lang w:val="en_US" w:bidi="en_US"/>
+        </w:rPr>
+      </w:r>
+    </w:p>
+    <w:p>
+      <w:pPr>
+        <w:pStyle w:val="Heading2"/>
+      </w:pPr>
+      <w:r>
+        <w:rPr>
+          <w:lang w:val="en_US" w:bidi="en_US"/>
+        </w:rPr>
+        <w:t>1 Corinthians 14:35 (#1)</w:t>
       </w:r>
       <w:r>
         <w:rPr>
@@ -12911,70 +12974,7 @@
         <w:rPr>
           <w:lang w:val="en_US" w:bidi="en_US"/>
         </w:rPr>
-        <w:t>1 Corinthians 14:35 (#2)</w:t>
-      </w:r>
-      <w:r>
-        <w:rPr>
-          <w:lang w:val="en_US" w:bidi="en_US"/>
-        </w:rPr>
-      </w:r>
-    </w:p>
-    <w:p>
-      <w:pPr/>
-      <w:r>
-        <w:rPr>
-          <w:lang w:val="en_US" w:bidi="en_US"/>
-        </w:rPr>
-      </w:r>
-      <w:r>
-        <w:rPr>
-          <w:b/>
-          <w:lang w:val="en_US" w:bidi="en_US"/>
-        </w:rPr>
-        <w:t>How did people look on a woman speaking in the church?</w:t>
-      </w:r>
-    </w:p>
-    <w:p>
-      <w:pPr/>
-      <w:r>
-        <w:rPr>
-          <w:lang w:val="en_US" w:bidi="en_US"/>
-        </w:rPr>
-      </w:r>
-      <w:r>
-        <w:rPr>
-          <w:lang w:val="en_US" w:bidi="en_US"/>
-        </w:rPr>
-        <w:t>It was looked on as a disgrace.</w:t>
-      </w:r>
-      <w:r>
-        <w:rPr>
-          <w:lang w:val="en_US" w:bidi="en_US"/>
-        </w:rPr>
-      </w:r>
-      <w:r>
-        <w:rPr>
-          <w:lang w:val="en_US" w:bidi="en_US"/>
-        </w:rPr>
-      </w:r>
-    </w:p>
-    <w:p>
-      <w:pPr/>
-      <w:r>
-        <w:rPr>
-          <w:lang w:val="en_US" w:bidi="en_US"/>
-        </w:rPr>
-      </w:r>
-    </w:p>
-    <w:p>
-      <w:pPr>
-        <w:pStyle w:val="Heading2"/>
-      </w:pPr>
-      <w:r>
-        <w:rPr>
-          <w:lang w:val="en_US" w:bidi="en_US"/>
-        </w:rPr>
-        <w:t>1 Corinthians 14:37</w:t>
+        <w:t>1 Corinthians 14:37 (#1)</w:t>
       </w:r>
       <w:r>
         <w:rPr>
@@ -13037,7 +13037,7 @@
         <w:rPr>
           <w:lang w:val="en_US" w:bidi="en_US"/>
         </w:rPr>
-        <w:t>1 Corinthians 14:40</w:t>
+        <w:t>1 Corinthians 14:40 (#1)</w:t>
       </w:r>
       <w:r>
         <w:rPr>
@@ -13100,7 +13100,7 @@
         <w:rPr>
           <w:lang w:val="en_US" w:bidi="en_US"/>
         </w:rPr>
-        <w:t>1 Corinthians 15:1</w:t>
+        <w:t>1 Corinthians 15:1 (#1)</w:t>
       </w:r>
       <w:r>
         <w:rPr>
@@ -13163,7 +13163,7 @@
         <w:rPr>
           <w:lang w:val="en_US" w:bidi="en_US"/>
         </w:rPr>
-        <w:t>1 Corinthians 15:2</w:t>
+        <w:t>1 Corinthians 15:2 (#1)</w:t>
       </w:r>
       <w:r>
         <w:rPr>
@@ -13226,7 +13226,7 @@
         <w:rPr>
           <w:lang w:val="en_US" w:bidi="en_US"/>
         </w:rPr>
-        <w:t>1 Corinthians 15:3–5</w:t>
+        <w:t>1 Corinthians 15:3–5 (#1)</w:t>
       </w:r>
       <w:r>
         <w:rPr>
@@ -13289,7 +13289,7 @@
         <w:rPr>
           <w:lang w:val="en_US" w:bidi="en_US"/>
         </w:rPr>
-        <w:t>1 Corinthians 15:5–8</w:t>
+        <w:t>1 Corinthians 15:5–8 (#1)</w:t>
       </w:r>
       <w:r>
         <w:rPr>
@@ -13352,7 +13352,7 @@
         <w:rPr>
           <w:lang w:val="en_US" w:bidi="en_US"/>
         </w:rPr>
-        <w:t>1 Corinthians 15:9</w:t>
+        <w:t>1 Corinthians 15:9 (#1)</w:t>
       </w:r>
       <w:r>
         <w:rPr>
@@ -13415,7 +13415,7 @@
         <w:rPr>
           <w:lang w:val="en_US" w:bidi="en_US"/>
         </w:rPr>
-        <w:t>1 Corinthians 15:12</w:t>
+        <w:t>1 Corinthians 15:12 (#1)</w:t>
       </w:r>
       <w:r>
         <w:rPr>
@@ -13478,7 +13478,7 @@
         <w:rPr>
           <w:lang w:val="en_US" w:bidi="en_US"/>
         </w:rPr>
-        <w:t>1 Corinthians 15:13–14</w:t>
+        <w:t>1 Corinthians 15:13–14 (#1)</w:t>
       </w:r>
       <w:r>
         <w:rPr>
@@ -13541,7 +13541,7 @@
         <w:rPr>
           <w:lang w:val="en_US" w:bidi="en_US"/>
         </w:rPr>
-        <w:t>1 Corinthians 15:18</w:t>
+        <w:t>1 Corinthians 15:18 (#1)</w:t>
       </w:r>
       <w:r>
         <w:rPr>
@@ -13604,7 +13604,7 @@
         <w:rPr>
           <w:lang w:val="en_US" w:bidi="en_US"/>
         </w:rPr>
-        <w:t>1 Corinthians 15:19</w:t>
+        <w:t>1 Corinthians 15:19 (#1)</w:t>
       </w:r>
       <w:r>
         <w:rPr>
@@ -13638,36 +13638,36 @@
         <w:rPr>
           <w:lang w:val="en_US" w:bidi="en_US"/>
         </w:rPr>
-        <w:t>If this is so, Pauls says that of all people, we are most to be pitied.</w:t>
-      </w:r>
-      <w:r>
-        <w:rPr>
-          <w:lang w:val="en_US" w:bidi="en_US"/>
-        </w:rPr>
-      </w:r>
-      <w:r>
-        <w:rPr>
-          <w:lang w:val="en_US" w:bidi="en_US"/>
-        </w:rPr>
-      </w:r>
-    </w:p>
-    <w:p>
-      <w:pPr/>
-      <w:r>
-        <w:rPr>
-          <w:lang w:val="en_US" w:bidi="en_US"/>
-        </w:rPr>
-      </w:r>
-    </w:p>
-    <w:p>
-      <w:pPr>
-        <w:pStyle w:val="Heading2"/>
-      </w:pPr>
-      <w:r>
-        <w:rPr>
-          <w:lang w:val="en_US" w:bidi="en_US"/>
-        </w:rPr>
-        <w:t>1 Corinthians 15:20</w:t>
+        <w:t>If this is so, Paul says that of all people, we are most to be pitied.</w:t>
+      </w:r>
+      <w:r>
+        <w:rPr>
+          <w:lang w:val="en_US" w:bidi="en_US"/>
+        </w:rPr>
+      </w:r>
+      <w:r>
+        <w:rPr>
+          <w:lang w:val="en_US" w:bidi="en_US"/>
+        </w:rPr>
+      </w:r>
+    </w:p>
+    <w:p>
+      <w:pPr/>
+      <w:r>
+        <w:rPr>
+          <w:lang w:val="en_US" w:bidi="en_US"/>
+        </w:rPr>
+      </w:r>
+    </w:p>
+    <w:p>
+      <w:pPr>
+        <w:pStyle w:val="Heading2"/>
+      </w:pPr>
+      <w:r>
+        <w:rPr>
+          <w:lang w:val="en_US" w:bidi="en_US"/>
+        </w:rPr>
+        <w:t>1 Corinthians 15:20 (#1)</w:t>
       </w:r>
       <w:r>
         <w:rPr>
@@ -13730,7 +13730,7 @@
         <w:rPr>
           <w:lang w:val="en_US" w:bidi="en_US"/>
         </w:rPr>
-        <w:t>1 Corinthians 15:22</w:t>
+        <w:t>1 Corinthians 15:22 (#1)</w:t>
       </w:r>
       <w:r>
         <w:rPr>
@@ -13793,7 +13793,7 @@
         <w:rPr>
           <w:lang w:val="en_US" w:bidi="en_US"/>
         </w:rPr>
-        <w:t>1 Corinthians 15:22–23</w:t>
+        <w:t>1 Corinthians 15:22–23 (#1)</w:t>
       </w:r>
       <w:r>
         <w:rPr>
@@ -13856,7 +13856,7 @@
         <w:rPr>
           <w:lang w:val="en_US" w:bidi="en_US"/>
         </w:rPr>
-        <w:t>1 Corinthians 15:24</w:t>
+        <w:t>1 Corinthians 15:24 (#1)</w:t>
       </w:r>
       <w:r>
         <w:rPr>
@@ -13919,7 +13919,7 @@
         <w:rPr>
           <w:lang w:val="en_US" w:bidi="en_US"/>
         </w:rPr>
-        <w:t>1 Corinthians 15:25</w:t>
+        <w:t>1 Corinthians 15:25 (#1)</w:t>
       </w:r>
       <w:r>
         <w:rPr>
@@ -13982,7 +13982,7 @@
         <w:rPr>
           <w:lang w:val="en_US" w:bidi="en_US"/>
         </w:rPr>
-        <w:t>1 Corinthians 15:26</w:t>
+        <w:t>1 Corinthians 15:26 (#1)</w:t>
       </w:r>
       <w:r>
         <w:rPr>
@@ -14045,27 +14045,27 @@
         <w:rPr>
           <w:lang w:val="en_US" w:bidi="en_US"/>
         </w:rPr>
-        <w:t>1 Corinthians 15:27</w:t>
-      </w:r>
-      <w:r>
-        <w:rPr>
-          <w:lang w:val="en_US" w:bidi="en_US"/>
-        </w:rPr>
-      </w:r>
-    </w:p>
-    <w:p>
-      <w:pPr/>
-      <w:r>
-        <w:rPr>
-          <w:lang w:val="en_US" w:bidi="en_US"/>
-        </w:rPr>
-      </w:r>
-      <w:r>
-        <w:rPr>
-          <w:b/>
-          <w:lang w:val="en_US" w:bidi="en_US"/>
-        </w:rPr>
-        <w:t>Who is not included when it says, “he has put everything under his feet.”</w:t>
+        <w:t>1 Corinthians 15:27 (#1)</w:t>
+      </w:r>
+      <w:r>
+        <w:rPr>
+          <w:lang w:val="en_US" w:bidi="en_US"/>
+        </w:rPr>
+      </w:r>
+    </w:p>
+    <w:p>
+      <w:pPr/>
+      <w:r>
+        <w:rPr>
+          <w:lang w:val="en_US" w:bidi="en_US"/>
+        </w:rPr>
+      </w:r>
+      <w:r>
+        <w:rPr>
+          <w:b/>
+          <w:lang w:val="en_US" w:bidi="en_US"/>
+        </w:rPr>
+        <w:t>Who is not included when it says, “he has put everything under his feet”?</w:t>
       </w:r>
     </w:p>
     <w:p>
@@ -14108,7 +14108,7 @@
         <w:rPr>
           <w:lang w:val="en_US" w:bidi="en_US"/>
         </w:rPr>
-        <w:t>1 Corinthians 15:28</w:t>
+        <w:t>1 Corinthians 15:28 (#1)</w:t>
       </w:r>
       <w:r>
         <w:rPr>
@@ -14171,7 +14171,7 @@
         <w:rPr>
           <w:lang w:val="en_US" w:bidi="en_US"/>
         </w:rPr>
-        <w:t>1 Corinthians 15:32</w:t>
+        <w:t>1 Corinthians 15:32 (#1)</w:t>
       </w:r>
       <w:r>
         <w:rPr>
@@ -14234,7 +14234,70 @@
         <w:rPr>
           <w:lang w:val="en_US" w:bidi="en_US"/>
         </w:rPr>
-        <w:t>1 Corinthians 15:34</w:t>
+        <w:t>1 Corinthians 15:34 (#2)</w:t>
+      </w:r>
+      <w:r>
+        <w:rPr>
+          <w:lang w:val="en_US" w:bidi="en_US"/>
+        </w:rPr>
+      </w:r>
+    </w:p>
+    <w:p>
+      <w:pPr/>
+      <w:r>
+        <w:rPr>
+          <w:lang w:val="en_US" w:bidi="en_US"/>
+        </w:rPr>
+      </w:r>
+      <w:r>
+        <w:rPr>
+          <w:b/>
+          <w:lang w:val="en_US" w:bidi="en_US"/>
+        </w:rPr>
+        <w:t>What does Paul say to the shame of the Corinthians?</w:t>
+      </w:r>
+    </w:p>
+    <w:p>
+      <w:pPr/>
+      <w:r>
+        <w:rPr>
+          <w:lang w:val="en_US" w:bidi="en_US"/>
+        </w:rPr>
+      </w:r>
+      <w:r>
+        <w:rPr>
+          <w:lang w:val="en_US" w:bidi="en_US"/>
+        </w:rPr>
+        <w:t>He said some of them have no knowledge of God.</w:t>
+      </w:r>
+      <w:r>
+        <w:rPr>
+          <w:lang w:val="en_US" w:bidi="en_US"/>
+        </w:rPr>
+      </w:r>
+      <w:r>
+        <w:rPr>
+          <w:lang w:val="en_US" w:bidi="en_US"/>
+        </w:rPr>
+      </w:r>
+    </w:p>
+    <w:p>
+      <w:pPr/>
+      <w:r>
+        <w:rPr>
+          <w:lang w:val="en_US" w:bidi="en_US"/>
+        </w:rPr>
+      </w:r>
+    </w:p>
+    <w:p>
+      <w:pPr>
+        <w:pStyle w:val="Heading2"/>
+      </w:pPr>
+      <w:r>
+        <w:rPr>
+          <w:lang w:val="en_US" w:bidi="en_US"/>
+        </w:rPr>
+        <w:t>1 Corinthians 15:34 (#1)</w:t>
       </w:r>
       <w:r>
         <w:rPr>
@@ -14297,70 +14360,7 @@
         <w:rPr>
           <w:lang w:val="en_US" w:bidi="en_US"/>
         </w:rPr>
-        <w:t>1 Corinthians 15:34 (#2)</w:t>
-      </w:r>
-      <w:r>
-        <w:rPr>
-          <w:lang w:val="en_US" w:bidi="en_US"/>
-        </w:rPr>
-      </w:r>
-    </w:p>
-    <w:p>
-      <w:pPr/>
-      <w:r>
-        <w:rPr>
-          <w:lang w:val="en_US" w:bidi="en_US"/>
-        </w:rPr>
-      </w:r>
-      <w:r>
-        <w:rPr>
-          <w:b/>
-          <w:lang w:val="en_US" w:bidi="en_US"/>
-        </w:rPr>
-        <w:t>What does Paul say to the shame of the Corinthians?</w:t>
-      </w:r>
-    </w:p>
-    <w:p>
-      <w:pPr/>
-      <w:r>
-        <w:rPr>
-          <w:lang w:val="en_US" w:bidi="en_US"/>
-        </w:rPr>
-      </w:r>
-      <w:r>
-        <w:rPr>
-          <w:lang w:val="en_US" w:bidi="en_US"/>
-        </w:rPr>
-        <w:t>He said some of them have no knowledge of God.</w:t>
-      </w:r>
-      <w:r>
-        <w:rPr>
-          <w:lang w:val="en_US" w:bidi="en_US"/>
-        </w:rPr>
-      </w:r>
-      <w:r>
-        <w:rPr>
-          <w:lang w:val="en_US" w:bidi="en_US"/>
-        </w:rPr>
-      </w:r>
-    </w:p>
-    <w:p>
-      <w:pPr/>
-      <w:r>
-        <w:rPr>
-          <w:lang w:val="en_US" w:bidi="en_US"/>
-        </w:rPr>
-      </w:r>
-    </w:p>
-    <w:p>
-      <w:pPr>
-        <w:pStyle w:val="Heading2"/>
-      </w:pPr>
-      <w:r>
-        <w:rPr>
-          <w:lang w:val="en_US" w:bidi="en_US"/>
-        </w:rPr>
-        <w:t>1 Corinthians 15:35–38</w:t>
+        <w:t>1 Corinthians 15:35–38 (#1)</w:t>
       </w:r>
       <w:r>
         <w:rPr>
@@ -14423,7 +14423,7 @@
         <w:rPr>
           <w:lang w:val="en_US" w:bidi="en_US"/>
         </w:rPr>
-        <w:t>1 Corinthians 15:36</w:t>
+        <w:t>1 Corinthians 15:36 (#1)</w:t>
       </w:r>
       <w:r>
         <w:rPr>
@@ -14486,7 +14486,7 @@
         <w:rPr>
           <w:lang w:val="en_US" w:bidi="en_US"/>
         </w:rPr>
-        <w:t>1 Corinthians 15:37</w:t>
+        <w:t>1 Corinthians 15:37 (#1)</w:t>
       </w:r>
       <w:r>
         <w:rPr>
@@ -14549,7 +14549,7 @@
         <w:rPr>
           <w:lang w:val="en_US" w:bidi="en_US"/>
         </w:rPr>
-        <w:t>1 Corinthians 15:39</w:t>
+        <w:t>1 Corinthians 15:39 (#1)</w:t>
       </w:r>
       <w:r>
         <w:rPr>
@@ -14612,7 +14612,7 @@
         <w:rPr>
           <w:lang w:val="en_US" w:bidi="en_US"/>
         </w:rPr>
-        <w:t>1 Corinthians 15:40</w:t>
+        <w:t>1 Corinthians 15:40 (#1)</w:t>
       </w:r>
       <w:r>
         <w:rPr>
@@ -14675,7 +14675,7 @@
         <w:rPr>
           <w:lang w:val="en_US" w:bidi="en_US"/>
         </w:rPr>
-        <w:t>1 Corinthians 15:41</w:t>
+        <w:t>1 Corinthians 15:41 (#1)</w:t>
       </w:r>
       <w:r>
         <w:rPr>
@@ -14738,7 +14738,7 @@
         <w:rPr>
           <w:lang w:val="en_US" w:bidi="en_US"/>
         </w:rPr>
-        <w:t>1 Corinthians 15:42–44</w:t>
+        <w:t>1 Corinthians 15:42–44 (#1)</w:t>
       </w:r>
       <w:r>
         <w:rPr>
@@ -14864,7 +14864,70 @@
         <w:rPr>
           <w:lang w:val="en_US" w:bidi="en_US"/>
         </w:rPr>
-        <w:t>1 Corinthians 15:45</w:t>
+        <w:t>1 Corinthians 15:45 (#2)</w:t>
+      </w:r>
+      <w:r>
+        <w:rPr>
+          <w:lang w:val="en_US" w:bidi="en_US"/>
+        </w:rPr>
+      </w:r>
+    </w:p>
+    <w:p>
+      <w:pPr/>
+      <w:r>
+        <w:rPr>
+          <w:lang w:val="en_US" w:bidi="en_US"/>
+        </w:rPr>
+      </w:r>
+      <w:r>
+        <w:rPr>
+          <w:b/>
+          <w:lang w:val="en_US" w:bidi="en_US"/>
+        </w:rPr>
+        <w:t>What did the last Adam become?</w:t>
+      </w:r>
+    </w:p>
+    <w:p>
+      <w:pPr/>
+      <w:r>
+        <w:rPr>
+          <w:lang w:val="en_US" w:bidi="en_US"/>
+        </w:rPr>
+      </w:r>
+      <w:r>
+        <w:rPr>
+          <w:lang w:val="en_US" w:bidi="en_US"/>
+        </w:rPr>
+        <w:t>He became a life-giving spirit.</w:t>
+      </w:r>
+      <w:r>
+        <w:rPr>
+          <w:lang w:val="en_US" w:bidi="en_US"/>
+        </w:rPr>
+      </w:r>
+      <w:r>
+        <w:rPr>
+          <w:lang w:val="en_US" w:bidi="en_US"/>
+        </w:rPr>
+      </w:r>
+    </w:p>
+    <w:p>
+      <w:pPr/>
+      <w:r>
+        <w:rPr>
+          <w:lang w:val="en_US" w:bidi="en_US"/>
+        </w:rPr>
+      </w:r>
+    </w:p>
+    <w:p>
+      <w:pPr>
+        <w:pStyle w:val="Heading2"/>
+      </w:pPr>
+      <w:r>
+        <w:rPr>
+          <w:lang w:val="en_US" w:bidi="en_US"/>
+        </w:rPr>
+        <w:t>1 Corinthians 15:45 (#1)</w:t>
       </w:r>
       <w:r>
         <w:rPr>
@@ -14927,70 +14990,7 @@
         <w:rPr>
           <w:lang w:val="en_US" w:bidi="en_US"/>
         </w:rPr>
-        <w:t>1 Corinthians 15:45 (#2)</w:t>
-      </w:r>
-      <w:r>
-        <w:rPr>
-          <w:lang w:val="en_US" w:bidi="en_US"/>
-        </w:rPr>
-      </w:r>
-    </w:p>
-    <w:p>
-      <w:pPr/>
-      <w:r>
-        <w:rPr>
-          <w:lang w:val="en_US" w:bidi="en_US"/>
-        </w:rPr>
-      </w:r>
-      <w:r>
-        <w:rPr>
-          <w:b/>
-          <w:lang w:val="en_US" w:bidi="en_US"/>
-        </w:rPr>
-        <w:t>What did the last Adam become?</w:t>
-      </w:r>
-    </w:p>
-    <w:p>
-      <w:pPr/>
-      <w:r>
-        <w:rPr>
-          <w:lang w:val="en_US" w:bidi="en_US"/>
-        </w:rPr>
-      </w:r>
-      <w:r>
-        <w:rPr>
-          <w:lang w:val="en_US" w:bidi="en_US"/>
-        </w:rPr>
-        <w:t>He became a life-giving spirit.</w:t>
-      </w:r>
-      <w:r>
-        <w:rPr>
-          <w:lang w:val="en_US" w:bidi="en_US"/>
-        </w:rPr>
-      </w:r>
-      <w:r>
-        <w:rPr>
-          <w:lang w:val="en_US" w:bidi="en_US"/>
-        </w:rPr>
-      </w:r>
-    </w:p>
-    <w:p>
-      <w:pPr/>
-      <w:r>
-        <w:rPr>
-          <w:lang w:val="en_US" w:bidi="en_US"/>
-        </w:rPr>
-      </w:r>
-    </w:p>
-    <w:p>
-      <w:pPr>
-        <w:pStyle w:val="Heading2"/>
-      </w:pPr>
-      <w:r>
-        <w:rPr>
-          <w:lang w:val="en_US" w:bidi="en_US"/>
-        </w:rPr>
-        <w:t>1 Corinthians 15:47</w:t>
+        <w:t>1 Corinthians 15:47 (#1)</w:t>
       </w:r>
       <w:r>
         <w:rPr>
@@ -15053,7 +15053,7 @@
         <w:rPr>
           <w:lang w:val="en_US" w:bidi="en_US"/>
         </w:rPr>
-        <w:t>1 Corinthians 15:49</w:t>
+        <w:t>1 Corinthians 15:49 (#1)</w:t>
       </w:r>
       <w:r>
         <w:rPr>
@@ -15116,7 +15116,7 @@
         <w:rPr>
           <w:lang w:val="en_US" w:bidi="en_US"/>
         </w:rPr>
-        <w:t>1 Corinthians 15:50</w:t>
+        <w:t>1 Corinthians 15:50 (#1)</w:t>
       </w:r>
       <w:r>
         <w:rPr>
@@ -15179,7 +15179,7 @@
         <w:rPr>
           <w:lang w:val="en_US" w:bidi="en_US"/>
         </w:rPr>
-        <w:t>1 Corinthians 15:51</w:t>
+        <w:t>1 Corinthians 15:51 (#1)</w:t>
       </w:r>
       <w:r>
         <w:rPr>
@@ -15242,7 +15242,7 @@
         <w:rPr>
           <w:lang w:val="en_US" w:bidi="en_US"/>
         </w:rPr>
-        <w:t>1 Corinthians 15:52</w:t>
+        <w:t>1 Corinthians 15:52 (#1)</w:t>
       </w:r>
       <w:r>
         <w:rPr>
@@ -15276,36 +15276,36 @@
         <w:rPr>
           <w:lang w:val="en_US" w:bidi="en_US"/>
         </w:rPr>
-        <w:t>When the last trumpet sounds, we will be change in a moment, in the twinkling of an eye,</w:t>
-      </w:r>
-      <w:r>
-        <w:rPr>
-          <w:lang w:val="en_US" w:bidi="en_US"/>
-        </w:rPr>
-      </w:r>
-      <w:r>
-        <w:rPr>
-          <w:lang w:val="en_US" w:bidi="en_US"/>
-        </w:rPr>
-      </w:r>
-    </w:p>
-    <w:p>
-      <w:pPr/>
-      <w:r>
-        <w:rPr>
-          <w:lang w:val="en_US" w:bidi="en_US"/>
-        </w:rPr>
-      </w:r>
-    </w:p>
-    <w:p>
-      <w:pPr>
-        <w:pStyle w:val="Heading2"/>
-      </w:pPr>
-      <w:r>
-        <w:rPr>
-          <w:lang w:val="en_US" w:bidi="en_US"/>
-        </w:rPr>
-        <w:t>1 Corinthians 15:54</w:t>
+        <w:t>When the last trumpet sounds, we will be change in a moment, in the twinkling of an eye.</w:t>
+      </w:r>
+      <w:r>
+        <w:rPr>
+          <w:lang w:val="en_US" w:bidi="en_US"/>
+        </w:rPr>
+      </w:r>
+      <w:r>
+        <w:rPr>
+          <w:lang w:val="en_US" w:bidi="en_US"/>
+        </w:rPr>
+      </w:r>
+    </w:p>
+    <w:p>
+      <w:pPr/>
+      <w:r>
+        <w:rPr>
+          <w:lang w:val="en_US" w:bidi="en_US"/>
+        </w:rPr>
+      </w:r>
+    </w:p>
+    <w:p>
+      <w:pPr>
+        <w:pStyle w:val="Heading2"/>
+      </w:pPr>
+      <w:r>
+        <w:rPr>
+          <w:lang w:val="en_US" w:bidi="en_US"/>
+        </w:rPr>
+        <w:t>1 Corinthians 15:54 (#1)</w:t>
       </w:r>
       <w:r>
         <w:rPr>
@@ -15368,7 +15368,7 @@
         <w:rPr>
           <w:lang w:val="en_US" w:bidi="en_US"/>
         </w:rPr>
-        <w:t>1 Corinthians 15:56</w:t>
+        <w:t>1 Corinthians 15:56 (#1)</w:t>
       </w:r>
       <w:r>
         <w:rPr>
@@ -15431,7 +15431,7 @@
         <w:rPr>
           <w:lang w:val="en_US" w:bidi="en_US"/>
         </w:rPr>
-        <w:t>1 Corinthians 15:57</w:t>
+        <w:t>1 Corinthians 15:57 (#1)</w:t>
       </w:r>
       <w:r>
         <w:rPr>
@@ -15494,7 +15494,7 @@
         <w:rPr>
           <w:lang w:val="en_US" w:bidi="en_US"/>
         </w:rPr>
-        <w:t>1 Corinthians 15:58</w:t>
+        <w:t>1 Corinthians 15:58 (#1)</w:t>
       </w:r>
       <w:r>
         <w:rPr>
@@ -15557,7 +15557,7 @@
         <w:rPr>
           <w:lang w:val="en_US" w:bidi="en_US"/>
         </w:rPr>
-        <w:t>1 Corinthians 16:1</w:t>
+        <w:t>1 Corinthians 16:1 (#1)</w:t>
       </w:r>
       <w:r>
         <w:rPr>
@@ -15620,7 +15620,7 @@
         <w:rPr>
           <w:lang w:val="en_US" w:bidi="en_US"/>
         </w:rPr>
-        <w:t>1 Corinthians 16:2</w:t>
+        <w:t>1 Corinthians 16:2 (#1)</w:t>
       </w:r>
       <w:r>
         <w:rPr>
@@ -15683,7 +15683,7 @@
         <w:rPr>
           <w:lang w:val="en_US" w:bidi="en_US"/>
         </w:rPr>
-        <w:t>1 Corinthians 16:3</w:t>
+        <w:t>1 Corinthians 16:3 (#1)</w:t>
       </w:r>
       <w:r>
         <w:rPr>
@@ -15746,7 +15746,7 @@
         <w:rPr>
           <w:lang w:val="en_US" w:bidi="en_US"/>
         </w:rPr>
-        <w:t>1 Corinthians 16:5</w:t>
+        <w:t>1 Corinthians 16:5 (#1)</w:t>
       </w:r>
       <w:r>
         <w:rPr>
@@ -15809,27 +15809,27 @@
         <w:rPr>
           <w:lang w:val="en_US" w:bidi="en_US"/>
         </w:rPr>
-        <w:t>1 Corinthians 16:7</w:t>
-      </w:r>
-      <w:r>
-        <w:rPr>
-          <w:lang w:val="en_US" w:bidi="en_US"/>
-        </w:rPr>
-      </w:r>
-    </w:p>
-    <w:p>
-      <w:pPr/>
-      <w:r>
-        <w:rPr>
-          <w:lang w:val="en_US" w:bidi="en_US"/>
-        </w:rPr>
-      </w:r>
-      <w:r>
-        <w:rPr>
-          <w:b/>
-          <w:lang w:val="en_US" w:bidi="en_US"/>
-        </w:rPr>
-        <w:t>Why didn’t Paul want to see the saints in Corinth immediately for a short time?</w:t>
+        <w:t>1 Corinthians 16:7 (#1)</w:t>
+      </w:r>
+      <w:r>
+        <w:rPr>
+          <w:lang w:val="en_US" w:bidi="en_US"/>
+        </w:rPr>
+      </w:r>
+    </w:p>
+    <w:p>
+      <w:pPr/>
+      <w:r>
+        <w:rPr>
+          <w:lang w:val="en_US" w:bidi="en_US"/>
+        </w:rPr>
+      </w:r>
+      <w:r>
+        <w:rPr>
+          <w:b/>
+          <w:lang w:val="en_US" w:bidi="en_US"/>
+        </w:rPr>
+        <w:t>Why did not Paul want to see the saints in Corinth immediately for a short time?</w:t>
       </w:r>
     </w:p>
     <w:p>
@@ -15872,7 +15872,7 @@
         <w:rPr>
           <w:lang w:val="en_US" w:bidi="en_US"/>
         </w:rPr>
-        <w:t>1 Corinthians 16:8–9</w:t>
+        <w:t>1 Corinthians 16:8–9 (#1)</w:t>
       </w:r>
       <w:r>
         <w:rPr>
@@ -15935,7 +15935,7 @@
         <w:rPr>
           <w:lang w:val="en_US" w:bidi="en_US"/>
         </w:rPr>
-        <w:t>1 Corinthians 16:10</w:t>
+        <w:t>1 Corinthians 16:10 (#1)</w:t>
       </w:r>
       <w:r>
         <w:rPr>
@@ -15998,7 +15998,7 @@
         <w:rPr>
           <w:lang w:val="en_US" w:bidi="en_US"/>
         </w:rPr>
-        <w:t>1 Corinthians 16:10–11</w:t>
+        <w:t>1 Corinthians 16:10–11 (#1)</w:t>
       </w:r>
       <w:r>
         <w:rPr>
@@ -16061,7 +16061,7 @@
         <w:rPr>
           <w:lang w:val="en_US" w:bidi="en_US"/>
         </w:rPr>
-        <w:t>1 Corinthians 16:12</w:t>
+        <w:t>1 Corinthians 16:12 (#1)</w:t>
       </w:r>
       <w:r>
         <w:rPr>
@@ -16124,7 +16124,7 @@
         <w:rPr>
           <w:lang w:val="en_US" w:bidi="en_US"/>
         </w:rPr>
-        <w:t>1 Corinthians 16:15</w:t>
+        <w:t>1 Corinthians 16:15 (#1)</w:t>
       </w:r>
       <w:r>
         <w:rPr>
@@ -16187,7 +16187,7 @@
         <w:rPr>
           <w:lang w:val="en_US" w:bidi="en_US"/>
         </w:rPr>
-        <w:t>1 Corinthians 16:16</w:t>
+        <w:t>1 Corinthians 16:16 (#1)</w:t>
       </w:r>
       <w:r>
         <w:rPr>
@@ -16250,7 +16250,7 @@
         <w:rPr>
           <w:lang w:val="en_US" w:bidi="en_US"/>
         </w:rPr>
-        <w:t>1 Corinthians 16:17–18</w:t>
+        <w:t>1 Corinthians 16:17–18 (#1)</w:t>
       </w:r>
       <w:r>
         <w:rPr>
@@ -16313,7 +16313,7 @@
         <w:rPr>
           <w:lang w:val="en_US" w:bidi="en_US"/>
         </w:rPr>
-        <w:t>1 Corinthians 16:19–20</w:t>
+        <w:t>1 Corinthians 16:19–20 (#1)</w:t>
       </w:r>
       <w:r>
         <w:rPr>
@@ -16376,7 +16376,7 @@
         <w:rPr>
           <w:lang w:val="en_US" w:bidi="en_US"/>
         </w:rPr>
-        <w:t>1 Corinthians 16:22</w:t>
+        <w:t>1 Corinthians 16:22 (#1)</w:t>
       </w:r>
       <w:r>
         <w:rPr>
